--- a/src/src/main/resources/report/maintenance-template.docx
+++ b/src/src/main/resources/report/maintenance-template.docx
@@ -139,6 +139,7 @@
               </w:rPr>
               <w:t>{{</w:t>
             </w:r>
+            <w:proofErr w:type="spellStart"/>
             <w:r>
               <w:rPr>
                 <w:rFonts w:hint="eastAsia"/>
@@ -147,6 +148,7 @@
               </w:rPr>
               <w:t>device_name</w:t>
             </w:r>
+            <w:proofErr w:type="spellEnd"/>
             <w:r>
               <w:rPr>
                 <w:sz w:val="20"/>
@@ -202,7 +204,23 @@
                 <w:sz w:val="20"/>
                 <w:szCs w:val="20"/>
               </w:rPr>
-              <w:t>{{device_department}}</w:t>
+              <w:t>{{</w:t>
+            </w:r>
+            <w:proofErr w:type="spellStart"/>
+            <w:r>
+              <w:rPr>
+                <w:sz w:val="20"/>
+                <w:szCs w:val="20"/>
+              </w:rPr>
+              <w:t>device_department</w:t>
+            </w:r>
+            <w:proofErr w:type="spellEnd"/>
+            <w:r>
+              <w:rPr>
+                <w:sz w:val="20"/>
+                <w:szCs w:val="20"/>
+              </w:rPr>
+              <w:t>}}</w:t>
             </w:r>
           </w:p>
         </w:tc>
@@ -256,6 +274,7 @@
               </w:rPr>
               <w:t>{{</w:t>
             </w:r>
+            <w:proofErr w:type="spellStart"/>
             <w:r>
               <w:rPr>
                 <w:sz w:val="20"/>
@@ -263,6 +282,7 @@
               </w:rPr>
               <w:t>device_type</w:t>
             </w:r>
+            <w:proofErr w:type="spellEnd"/>
             <w:r>
               <w:rPr>
                 <w:sz w:val="20"/>
@@ -318,7 +338,23 @@
                 <w:sz w:val="20"/>
                 <w:szCs w:val="20"/>
               </w:rPr>
-              <w:t>{{device_oem}}</w:t>
+              <w:t>{{</w:t>
+            </w:r>
+            <w:proofErr w:type="spellStart"/>
+            <w:r>
+              <w:rPr>
+                <w:sz w:val="20"/>
+                <w:szCs w:val="20"/>
+              </w:rPr>
+              <w:t>device_oem</w:t>
+            </w:r>
+            <w:proofErr w:type="spellEnd"/>
+            <w:r>
+              <w:rPr>
+                <w:sz w:val="20"/>
+                <w:szCs w:val="20"/>
+              </w:rPr>
+              <w:t>}}</w:t>
             </w:r>
           </w:p>
         </w:tc>
@@ -364,6 +400,7 @@
               </w:rPr>
               <w:t>{{</w:t>
             </w:r>
+            <w:proofErr w:type="spellStart"/>
             <w:r>
               <w:rPr>
                 <w:sz w:val="20"/>
@@ -371,6 +408,7 @@
               </w:rPr>
               <w:t>device_serial</w:t>
             </w:r>
+            <w:proofErr w:type="spellEnd"/>
             <w:r>
               <w:rPr>
                 <w:sz w:val="20"/>
@@ -426,7 +464,23 @@
                 <w:sz w:val="20"/>
                 <w:szCs w:val="20"/>
               </w:rPr>
-              <w:t>{{device_number}}</w:t>
+              <w:t>{{</w:t>
+            </w:r>
+            <w:proofErr w:type="spellStart"/>
+            <w:r>
+              <w:rPr>
+                <w:sz w:val="20"/>
+                <w:szCs w:val="20"/>
+              </w:rPr>
+              <w:t>device_number</w:t>
+            </w:r>
+            <w:proofErr w:type="spellEnd"/>
+            <w:r>
+              <w:rPr>
+                <w:sz w:val="20"/>
+                <w:szCs w:val="20"/>
+              </w:rPr>
+              <w:t>}}</w:t>
             </w:r>
           </w:p>
         </w:tc>
@@ -480,6 +534,7 @@
               </w:rPr>
               <w:t>{{</w:t>
             </w:r>
+            <w:proofErr w:type="spellStart"/>
             <w:r>
               <w:rPr>
                 <w:sz w:val="20"/>
@@ -487,6 +542,7 @@
               </w:rPr>
               <w:t>device_qr</w:t>
             </w:r>
+            <w:proofErr w:type="spellEnd"/>
             <w:r>
               <w:rPr>
                 <w:sz w:val="20"/>
@@ -634,6 +690,7 @@
               </w:rPr>
               <w:t>{{</w:t>
             </w:r>
+            <w:proofErr w:type="spellStart"/>
             <w:r>
               <w:rPr>
                 <w:rFonts w:ascii="SimSun" w:eastAsia="SimSun" w:hAnsi="SimSun" w:cs="SimSun"/>
@@ -642,6 +699,7 @@
               </w:rPr>
               <w:t>maintenance_number</w:t>
             </w:r>
+            <w:proofErr w:type="spellEnd"/>
             <w:r>
               <w:rPr>
                 <w:rFonts w:ascii="SimSun" w:eastAsia="SimSun" w:hAnsi="SimSun" w:cs="SimSun"/>
@@ -696,7 +754,25 @@
                 <w:sz w:val="20"/>
                 <w:szCs w:val="20"/>
               </w:rPr>
-              <w:t>{{maintenance_creator}}</w:t>
+              <w:t>{{</w:t>
+            </w:r>
+            <w:proofErr w:type="spellStart"/>
+            <w:r>
+              <w:rPr>
+                <w:rFonts w:ascii="SimSun" w:eastAsia="SimSun" w:hAnsi="SimSun" w:cs="SimSun"/>
+                <w:sz w:val="20"/>
+                <w:szCs w:val="20"/>
+              </w:rPr>
+              <w:t>maintenance_creator</w:t>
+            </w:r>
+            <w:proofErr w:type="spellEnd"/>
+            <w:r>
+              <w:rPr>
+                <w:rFonts w:ascii="SimSun" w:eastAsia="SimSun" w:hAnsi="SimSun" w:cs="SimSun"/>
+                <w:sz w:val="20"/>
+                <w:szCs w:val="20"/>
+              </w:rPr>
+              <w:t>}}</w:t>
             </w:r>
           </w:p>
         </w:tc>
@@ -746,7 +822,25 @@
                 <w:sz w:val="20"/>
                 <w:szCs w:val="20"/>
               </w:rPr>
-              <w:t>{{maintenance_level}}</w:t>
+              <w:t>{{</w:t>
+            </w:r>
+            <w:proofErr w:type="spellStart"/>
+            <w:r>
+              <w:rPr>
+                <w:rFonts w:ascii="SimSun" w:eastAsia="SimSun" w:hAnsi="SimSun" w:cs="SimSun"/>
+                <w:sz w:val="20"/>
+                <w:szCs w:val="20"/>
+              </w:rPr>
+              <w:t>maintenance_level</w:t>
+            </w:r>
+            <w:proofErr w:type="spellEnd"/>
+            <w:r>
+              <w:rPr>
+                <w:rFonts w:ascii="SimSun" w:eastAsia="SimSun" w:hAnsi="SimSun" w:cs="SimSun"/>
+                <w:sz w:val="20"/>
+                <w:szCs w:val="20"/>
+              </w:rPr>
+              <w:t>}}</w:t>
             </w:r>
           </w:p>
         </w:tc>
@@ -794,7 +888,25 @@
                 <w:sz w:val="20"/>
                 <w:szCs w:val="20"/>
               </w:rPr>
-              <w:t>{{maintenance_type}}</w:t>
+              <w:t>{{</w:t>
+            </w:r>
+            <w:proofErr w:type="spellStart"/>
+            <w:r>
+              <w:rPr>
+                <w:rFonts w:ascii="SimSun" w:eastAsia="SimSun" w:hAnsi="SimSun" w:cs="SimSun"/>
+                <w:sz w:val="20"/>
+                <w:szCs w:val="20"/>
+              </w:rPr>
+              <w:t>maintenance_type</w:t>
+            </w:r>
+            <w:proofErr w:type="spellEnd"/>
+            <w:r>
+              <w:rPr>
+                <w:rFonts w:ascii="SimSun" w:eastAsia="SimSun" w:hAnsi="SimSun" w:cs="SimSun"/>
+                <w:sz w:val="20"/>
+                <w:szCs w:val="20"/>
+              </w:rPr>
+              <w:t>}}</w:t>
             </w:r>
           </w:p>
         </w:tc>
@@ -844,7 +956,25 @@
                 <w:sz w:val="20"/>
                 <w:szCs w:val="20"/>
               </w:rPr>
-              <w:t>{{maintenance_plan_time}}</w:t>
+              <w:t>{{</w:t>
+            </w:r>
+            <w:proofErr w:type="spellStart"/>
+            <w:r>
+              <w:rPr>
+                <w:rFonts w:ascii="SimSun" w:eastAsia="SimSun" w:hAnsi="SimSun" w:cs="SimSun"/>
+                <w:sz w:val="20"/>
+                <w:szCs w:val="20"/>
+              </w:rPr>
+              <w:t>maintenance_plan_time</w:t>
+            </w:r>
+            <w:proofErr w:type="spellEnd"/>
+            <w:r>
+              <w:rPr>
+                <w:rFonts w:ascii="SimSun" w:eastAsia="SimSun" w:hAnsi="SimSun" w:cs="SimSun"/>
+                <w:sz w:val="20"/>
+                <w:szCs w:val="20"/>
+              </w:rPr>
+              <w:t>}}</w:t>
             </w:r>
           </w:p>
         </w:tc>
@@ -892,7 +1022,25 @@
                 <w:sz w:val="20"/>
                 <w:szCs w:val="20"/>
               </w:rPr>
-              <w:t>{{maintenance_complete_time}}</w:t>
+              <w:t>{{</w:t>
+            </w:r>
+            <w:proofErr w:type="spellStart"/>
+            <w:r>
+              <w:rPr>
+                <w:rFonts w:ascii="SimSun" w:eastAsia="SimSun" w:hAnsi="SimSun" w:cs="SimSun"/>
+                <w:sz w:val="20"/>
+                <w:szCs w:val="20"/>
+              </w:rPr>
+              <w:t>maintenance_complete_time</w:t>
+            </w:r>
+            <w:proofErr w:type="spellEnd"/>
+            <w:r>
+              <w:rPr>
+                <w:rFonts w:ascii="SimSun" w:eastAsia="SimSun" w:hAnsi="SimSun" w:cs="SimSun"/>
+                <w:sz w:val="20"/>
+                <w:szCs w:val="20"/>
+              </w:rPr>
+              <w:t>}}</w:t>
             </w:r>
           </w:p>
         </w:tc>
@@ -946,7 +1094,23 @@
                 <w:sz w:val="20"/>
                 <w:szCs w:val="20"/>
               </w:rPr>
-              <w:t>{{maintenance_op}}</w:t>
+              <w:t>{{</w:t>
+            </w:r>
+            <w:proofErr w:type="spellStart"/>
+            <w:r>
+              <w:rPr>
+                <w:sz w:val="20"/>
+                <w:szCs w:val="20"/>
+              </w:rPr>
+              <w:t>maintenance_op</w:t>
+            </w:r>
+            <w:proofErr w:type="spellEnd"/>
+            <w:r>
+              <w:rPr>
+                <w:sz w:val="20"/>
+                <w:szCs w:val="20"/>
+              </w:rPr>
+              <w:t>}}</w:t>
             </w:r>
           </w:p>
         </w:tc>
@@ -976,7 +1140,25 @@
                 <w:sz w:val="20"/>
                 <w:szCs w:val="20"/>
               </w:rPr>
-              <w:t>{{maintenance_op_time}}</w:t>
+              <w:t>{{</w:t>
+            </w:r>
+            <w:proofErr w:type="spellStart"/>
+            <w:r>
+              <w:rPr>
+                <w:rFonts w:hint="eastAsia"/>
+                <w:sz w:val="20"/>
+                <w:szCs w:val="20"/>
+              </w:rPr>
+              <w:t>maintenance_op_time</w:t>
+            </w:r>
+            <w:proofErr w:type="spellEnd"/>
+            <w:r>
+              <w:rPr>
+                <w:rFonts w:hint="eastAsia"/>
+                <w:sz w:val="20"/>
+                <w:szCs w:val="20"/>
+              </w:rPr>
+              <w:t>}}</w:t>
             </w:r>
           </w:p>
         </w:tc>
@@ -1212,7 +1394,23 @@
                 <w:sz w:val="20"/>
                 <w:szCs w:val="20"/>
               </w:rPr>
-              <w:t>{{maintenance_result}}</w:t>
+              <w:t>{{</w:t>
+            </w:r>
+            <w:proofErr w:type="spellStart"/>
+            <w:r>
+              <w:rPr>
+                <w:sz w:val="20"/>
+                <w:szCs w:val="20"/>
+              </w:rPr>
+              <w:t>maintenance_result</w:t>
+            </w:r>
+            <w:proofErr w:type="spellEnd"/>
+            <w:r>
+              <w:rPr>
+                <w:sz w:val="20"/>
+                <w:szCs w:val="20"/>
+              </w:rPr>
+              <w:t>}}</w:t>
             </w:r>
           </w:p>
         </w:tc>
@@ -1410,9 +1608,11 @@
             <w:r>
               <w:t>{{</w:t>
             </w:r>
+            <w:proofErr w:type="spellStart"/>
             <w:r>
               <w:t>accessory_information</w:t>
             </w:r>
+            <w:proofErr w:type="spellEnd"/>
             <w:r>
               <w:t>}}</w:t>
             </w:r>
@@ -1461,16 +1661,15 @@
         <w:tblLook w:val="04A0" w:firstRow="1" w:lastRow="0" w:firstColumn="1" w:lastColumn="0" w:noHBand="0" w:noVBand="1"/>
       </w:tblPr>
       <w:tblGrid>
-        <w:gridCol w:w="2158"/>
-        <w:gridCol w:w="2158"/>
-        <w:gridCol w:w="2158"/>
-        <w:gridCol w:w="2158"/>
-        <w:gridCol w:w="2158"/>
+        <w:gridCol w:w="2689"/>
+        <w:gridCol w:w="2409"/>
+        <w:gridCol w:w="2552"/>
+        <w:gridCol w:w="3140"/>
       </w:tblGrid>
       <w:tr>
         <w:tc>
           <w:tcPr>
-            <w:tcW w:w="2158" w:type="dxa"/>
+            <w:tcW w:w="2689" w:type="dxa"/>
           </w:tcPr>
           <w:p>
             <w:pPr>
@@ -1490,7 +1689,7 @@
         </w:tc>
         <w:tc>
           <w:tcPr>
-            <w:tcW w:w="2158" w:type="dxa"/>
+            <w:tcW w:w="2409" w:type="dxa"/>
           </w:tcPr>
           <w:p>
             <w:pPr>
@@ -1510,7 +1709,7 @@
         </w:tc>
         <w:tc>
           <w:tcPr>
-            <w:tcW w:w="2158" w:type="dxa"/>
+            <w:tcW w:w="2552" w:type="dxa"/>
           </w:tcPr>
           <w:p>
             <w:pPr>
@@ -1530,41 +1729,30 @@
         </w:tc>
         <w:tc>
           <w:tcPr>
-            <w:tcW w:w="2158" w:type="dxa"/>
-          </w:tcPr>
-          <w:p>
-            <w:pPr>
-              <w:jc w:val="center"/>
-              <w:rPr>
-                <w:b/>
-              </w:rPr>
-            </w:pPr>
-            <w:r>
-              <w:rPr>
-                <w:rFonts w:hint="eastAsia"/>
-                <w:b/>
-              </w:rPr>
-              <w:t>结束时间</w:t>
-            </w:r>
-          </w:p>
-        </w:tc>
-        <w:tc>
-          <w:tcPr>
-            <w:tcW w:w="2158" w:type="dxa"/>
-          </w:tcPr>
-          <w:p>
-            <w:pPr>
-              <w:jc w:val="center"/>
-              <w:rPr>
-                <w:b/>
-              </w:rPr>
-            </w:pPr>
-            <w:r>
-              <w:rPr>
-                <w:rFonts w:hint="eastAsia"/>
-                <w:b/>
-              </w:rPr>
-              <w:t>处理描述</w:t>
+            <w:tcW w:w="3140" w:type="dxa"/>
+          </w:tcPr>
+          <w:p>
+            <w:pPr>
+              <w:jc w:val="center"/>
+              <w:rPr>
+                <w:b/>
+              </w:rPr>
+            </w:pPr>
+            <w:r>
+              <w:rPr>
+                <w:rFonts w:hint="eastAsia"/>
+                <w:b/>
+              </w:rPr>
+              <w:t>结</w:t>
+            </w:r>
+            <w:bookmarkStart w:id="0" w:name="_GoBack"/>
+            <w:bookmarkEnd w:id="0"/>
+            <w:r>
+              <w:rPr>
+                <w:rFonts w:hint="eastAsia"/>
+                <w:b/>
+              </w:rPr>
+              <w:t>束时间</w:t>
             </w:r>
           </w:p>
         </w:tc>
@@ -1573,11 +1761,19 @@
         <w:tc>
           <w:tcPr>
             <w:tcW w:w="10790" w:type="dxa"/>
-            <w:gridSpan w:val="5"/>
-          </w:tcPr>
-          <w:p>
-            <w:r>
-              <w:t>{{maintenance_workflow}}</w:t>
+            <w:gridSpan w:val="4"/>
+          </w:tcPr>
+          <w:p>
+            <w:r>
+              <w:t>{{</w:t>
+            </w:r>
+            <w:proofErr w:type="spellStart"/>
+            <w:r>
+              <w:t>maintenance_workflow</w:t>
+            </w:r>
+            <w:proofErr w:type="spellEnd"/>
+            <w:r>
+              <w:t>}}</w:t>
             </w:r>
           </w:p>
         </w:tc>
@@ -1715,10 +1911,13 @@
           </w:tcPr>
           <w:p>
             <w:r>
-              <w:t>{{check_list</w:t>
-            </w:r>
-            <w:bookmarkStart w:id="0" w:name="_GoBack"/>
-            <w:bookmarkEnd w:id="0"/>
+              <w:t>{{</w:t>
+            </w:r>
+            <w:proofErr w:type="spellStart"/>
+            <w:r>
+              <w:t>check_list</w:t>
+            </w:r>
+            <w:proofErr w:type="spellEnd"/>
             <w:r>
               <w:t>}}</w:t>
             </w:r>
@@ -2503,7 +2702,7 @@
 </file>
 
 <file path=customXml/itemProps1.xml><?xml version="1.0" encoding="utf-8"?>
-<ds:datastoreItem xmlns:ds="http://schemas.openxmlformats.org/officeDocument/2006/customXml" ds:itemID="{F04A4AB7-B1FE-0F4A-9563-A8B22BBFA1B6}">
+<ds:datastoreItem xmlns:ds="http://schemas.openxmlformats.org/officeDocument/2006/customXml" ds:itemID="{B2F39607-AFCC-F54F-B5FC-42160B10BAF4}">
   <ds:schemaRefs>
     <ds:schemaRef ds:uri="http://schemas.openxmlformats.org/officeDocument/2006/bibliography"/>
   </ds:schemaRefs>

--- a/src/src/main/resources/report/maintenance-template.docx
+++ b/src/src/main/resources/report/maintenance-template.docx
@@ -1743,16 +1743,7 @@
                 <w:rFonts w:hint="eastAsia"/>
                 <w:b/>
               </w:rPr>
-              <w:t>结</w:t>
-            </w:r>
-            <w:bookmarkStart w:id="0" w:name="_GoBack"/>
-            <w:bookmarkEnd w:id="0"/>
-            <w:r>
-              <w:rPr>
-                <w:rFonts w:hint="eastAsia"/>
-                <w:b/>
-              </w:rPr>
-              <w:t>束时间</w:t>
+              <w:t>结束时间</w:t>
             </w:r>
           </w:p>
         </w:tc>
@@ -1779,7 +1770,134 @@
         </w:tc>
       </w:tr>
     </w:tbl>
-    <w:p/>
+    <w:p>
+      <w:pPr>
+        <w:jc w:val="center"/>
+        <w:rPr>
+          <w:rFonts w:ascii="Calibri" w:eastAsia="Microsoft YaHei" w:hAnsi="Calibri" w:cs="Calibri"/>
+          <w:b/>
+        </w:rPr>
+      </w:pPr>
+    </w:p>
+    <w:p>
+      <w:pPr>
+        <w:jc w:val="center"/>
+        <w:rPr>
+          <w:rFonts w:ascii="Microsoft YaHei" w:eastAsia="Microsoft YaHei" w:hAnsi="Microsoft YaHei"/>
+          <w:b/>
+          <w:sz w:val="24"/>
+          <w:szCs w:val="24"/>
+        </w:rPr>
+      </w:pPr>
+      <w:r>
+        <w:rPr>
+          <w:rFonts w:ascii="Microsoft YaHei" w:eastAsia="Microsoft YaHei" w:hAnsi="Microsoft YaHei" w:hint="eastAsia"/>
+          <w:b/>
+          <w:sz w:val="24"/>
+          <w:szCs w:val="24"/>
+        </w:rPr>
+        <w:t>费用审核记录</w:t>
+      </w:r>
+    </w:p>
+    <w:tbl>
+      <w:tblPr>
+        <w:tblStyle w:val="TableGrid"/>
+        <w:tblW w:w="0" w:type="auto"/>
+        <w:tblLook w:val="04A0" w:firstRow="1" w:lastRow="0" w:firstColumn="1" w:lastColumn="0" w:noHBand="0" w:noVBand="1"/>
+      </w:tblPr>
+      <w:tblGrid>
+        <w:gridCol w:w="3596"/>
+        <w:gridCol w:w="3597"/>
+        <w:gridCol w:w="3597"/>
+      </w:tblGrid>
+      <w:tr>
+        <w:tc>
+          <w:tcPr>
+            <w:tcW w:w="3596" w:type="dxa"/>
+          </w:tcPr>
+          <w:p>
+            <w:pPr>
+              <w:jc w:val="center"/>
+              <w:rPr>
+                <w:b/>
+              </w:rPr>
+            </w:pPr>
+            <w:r>
+              <w:rPr>
+                <w:rFonts w:hint="eastAsia"/>
+                <w:b/>
+              </w:rPr>
+              <w:t>时间</w:t>
+            </w:r>
+          </w:p>
+        </w:tc>
+        <w:tc>
+          <w:tcPr>
+            <w:tcW w:w="3597" w:type="dxa"/>
+          </w:tcPr>
+          <w:p>
+            <w:pPr>
+              <w:jc w:val="center"/>
+              <w:rPr>
+                <w:b/>
+              </w:rPr>
+            </w:pPr>
+            <w:r>
+              <w:rPr>
+                <w:rFonts w:hint="eastAsia"/>
+                <w:b/>
+              </w:rPr>
+              <w:t>责任人</w:t>
+            </w:r>
+          </w:p>
+        </w:tc>
+        <w:tc>
+          <w:tcPr>
+            <w:tcW w:w="3597" w:type="dxa"/>
+          </w:tcPr>
+          <w:p>
+            <w:pPr>
+              <w:jc w:val="center"/>
+              <w:rPr>
+                <w:b/>
+              </w:rPr>
+            </w:pPr>
+            <w:r>
+              <w:rPr>
+                <w:rFonts w:hint="eastAsia"/>
+                <w:b/>
+              </w:rPr>
+              <w:t>审核信息</w:t>
+            </w:r>
+          </w:p>
+        </w:tc>
+      </w:tr>
+      <w:tr>
+        <w:tc>
+          <w:tcPr>
+            <w:tcW w:w="10790" w:type="dxa"/>
+            <w:gridSpan w:val="3"/>
+          </w:tcPr>
+          <w:p>
+            <w:r>
+              <w:t>{{</w:t>
+            </w:r>
+            <w:proofErr w:type="spellStart"/>
+            <w:r>
+              <w:t>audit_records</w:t>
+            </w:r>
+            <w:proofErr w:type="spellEnd"/>
+            <w:r>
+              <w:t>}}</w:t>
+            </w:r>
+          </w:p>
+        </w:tc>
+      </w:tr>
+    </w:tbl>
+    <w:p>
+      <w:bookmarkStart w:id="0" w:name="_GoBack"/>
+      <w:bookmarkEnd w:id="0"/>
+    </w:p>
     <w:p>
       <w:pPr>
         <w:jc w:val="center"/>
@@ -1934,6 +2052,146 @@
           <w:szCs w:val="24"/>
         </w:rPr>
       </w:pPr>
+    </w:p>
+    <w:p>
+      <w:pPr>
+        <w:jc w:val="center"/>
+        <w:rPr>
+          <w:rFonts w:ascii="Microsoft YaHei" w:eastAsia="Microsoft YaHei" w:hAnsi="Microsoft YaHei"/>
+          <w:b/>
+          <w:sz w:val="24"/>
+          <w:szCs w:val="24"/>
+        </w:rPr>
+      </w:pPr>
+      <w:r>
+        <w:rPr>
+          <w:rFonts w:ascii="Microsoft YaHei" w:eastAsia="Microsoft YaHei" w:hAnsi="Microsoft YaHei" w:hint="eastAsia"/>
+          <w:b/>
+          <w:sz w:val="24"/>
+          <w:szCs w:val="24"/>
+        </w:rPr>
+        <w:t>电气安全检测报告</w:t>
+      </w:r>
+    </w:p>
+    <w:p>
+      <w:pPr>
+        <w:jc w:val="center"/>
+        <w:rPr>
+          <w:rFonts w:ascii="Microsoft YaHei" w:eastAsia="Microsoft YaHei" w:hAnsi="Microsoft YaHei"/>
+          <w:sz w:val="24"/>
+          <w:szCs w:val="24"/>
+        </w:rPr>
+      </w:pPr>
+      <w:r>
+        <w:rPr>
+          <w:rFonts w:ascii="Microsoft YaHei" w:eastAsia="Microsoft YaHei" w:hAnsi="Microsoft YaHei"/>
+          <w:sz w:val="24"/>
+          <w:szCs w:val="24"/>
+        </w:rPr>
+        <w:lastRenderedPageBreak/>
+        <w:t>{{</w:t>
+      </w:r>
+      <w:r>
+        <w:rPr>
+          <w:rFonts w:ascii="Microsoft YaHei" w:eastAsia="Microsoft YaHei" w:hAnsi="Microsoft YaHei"/>
+          <w:sz w:val="24"/>
+          <w:szCs w:val="24"/>
+        </w:rPr>
+        <w:t>#</w:t>
+      </w:r>
+      <w:proofErr w:type="spellStart"/>
+      <w:r>
+        <w:rPr>
+          <w:rFonts w:ascii="Microsoft YaHei" w:eastAsia="Microsoft YaHei" w:hAnsi="Microsoft YaHei"/>
+          <w:sz w:val="24"/>
+          <w:szCs w:val="24"/>
+        </w:rPr>
+        <w:t>safety_report</w:t>
+      </w:r>
+      <w:proofErr w:type="spellEnd"/>
+      <w:r>
+        <w:rPr>
+          <w:rFonts w:ascii="Microsoft YaHei" w:eastAsia="Microsoft YaHei" w:hAnsi="Microsoft YaHei"/>
+          <w:sz w:val="24"/>
+          <w:szCs w:val="24"/>
+        </w:rPr>
+        <w:t>}}</w:t>
+      </w:r>
+    </w:p>
+    <w:p>
+      <w:pPr>
+        <w:jc w:val="center"/>
+        <w:rPr>
+          <w:rFonts w:ascii="Microsoft YaHei" w:eastAsia="Microsoft YaHei" w:hAnsi="Microsoft YaHei"/>
+          <w:b/>
+          <w:sz w:val="24"/>
+          <w:szCs w:val="24"/>
+        </w:rPr>
+      </w:pPr>
+    </w:p>
+    <w:p>
+      <w:pPr>
+        <w:jc w:val="center"/>
+        <w:rPr>
+          <w:rFonts w:ascii="Microsoft YaHei" w:eastAsia="Microsoft YaHei" w:hAnsi="Microsoft YaHei"/>
+          <w:b/>
+          <w:sz w:val="24"/>
+          <w:szCs w:val="24"/>
+        </w:rPr>
+      </w:pPr>
+      <w:r>
+        <w:rPr>
+          <w:rFonts w:ascii="Microsoft YaHei" w:eastAsia="Microsoft YaHei" w:hAnsi="Microsoft YaHei" w:hint="eastAsia"/>
+          <w:b/>
+          <w:sz w:val="24"/>
+          <w:szCs w:val="24"/>
+        </w:rPr>
+        <w:t>性能检测报告</w:t>
+      </w:r>
+    </w:p>
+    <w:p>
+      <w:pPr>
+        <w:jc w:val="center"/>
+        <w:rPr>
+          <w:rFonts w:ascii="Microsoft YaHei" w:eastAsia="Microsoft YaHei" w:hAnsi="Microsoft YaHei"/>
+          <w:sz w:val="24"/>
+          <w:szCs w:val="24"/>
+        </w:rPr>
+      </w:pPr>
+      <w:r>
+        <w:rPr>
+          <w:rFonts w:ascii="Microsoft YaHei" w:eastAsia="Microsoft YaHei" w:hAnsi="Microsoft YaHei" w:hint="eastAsia"/>
+          <w:sz w:val="24"/>
+          <w:szCs w:val="24"/>
+        </w:rPr>
+        <w:t>{{</w:t>
+      </w:r>
+      <w:r>
+        <w:rPr>
+          <w:rFonts w:ascii="Microsoft YaHei" w:eastAsia="Microsoft YaHei" w:hAnsi="Microsoft YaHei"/>
+          <w:sz w:val="24"/>
+          <w:szCs w:val="24"/>
+        </w:rPr>
+        <w:t>#</w:t>
+      </w:r>
+      <w:proofErr w:type="spellStart"/>
+      <w:r>
+        <w:rPr>
+          <w:rFonts w:ascii="Microsoft YaHei" w:eastAsia="Microsoft YaHei" w:hAnsi="Microsoft YaHei" w:hint="eastAsia"/>
+          <w:sz w:val="24"/>
+          <w:szCs w:val="24"/>
+        </w:rPr>
+        <w:t>performance_report</w:t>
+      </w:r>
+      <w:proofErr w:type="spellEnd"/>
+      <w:r>
+        <w:rPr>
+          <w:rFonts w:ascii="Microsoft YaHei" w:eastAsia="Microsoft YaHei" w:hAnsi="Microsoft YaHei" w:hint="eastAsia"/>
+          <w:sz w:val="24"/>
+          <w:szCs w:val="24"/>
+        </w:rPr>
+        <w:t>}}</w:t>
+      </w:r>
     </w:p>
     <w:p>
       <w:pPr>
@@ -2702,7 +2960,7 @@
 </file>
 
 <file path=customXml/itemProps1.xml><?xml version="1.0" encoding="utf-8"?>
-<ds:datastoreItem xmlns:ds="http://schemas.openxmlformats.org/officeDocument/2006/customXml" ds:itemID="{B2F39607-AFCC-F54F-B5FC-42160B10BAF4}">
+<ds:datastoreItem xmlns:ds="http://schemas.openxmlformats.org/officeDocument/2006/customXml" ds:itemID="{A84F80AB-C75A-3C45-8E26-9486C44F0A03}">
   <ds:schemaRefs>
     <ds:schemaRef ds:uri="http://schemas.openxmlformats.org/officeDocument/2006/bibliography"/>
   </ds:schemaRefs>

--- a/src/src/main/resources/report/maintenance-template.docx
+++ b/src/src/main/resources/report/maintenance-template.docx
@@ -139,7 +139,6 @@
               </w:rPr>
               <w:t>{{</w:t>
             </w:r>
-            <w:proofErr w:type="spellStart"/>
             <w:r>
               <w:rPr>
                 <w:rFonts w:hint="eastAsia"/>
@@ -148,7 +147,6 @@
               </w:rPr>
               <w:t>device_name</w:t>
             </w:r>
-            <w:proofErr w:type="spellEnd"/>
             <w:r>
               <w:rPr>
                 <w:sz w:val="20"/>
@@ -204,23 +202,7 @@
                 <w:sz w:val="20"/>
                 <w:szCs w:val="20"/>
               </w:rPr>
-              <w:t>{{</w:t>
-            </w:r>
-            <w:proofErr w:type="spellStart"/>
-            <w:r>
-              <w:rPr>
-                <w:sz w:val="20"/>
-                <w:szCs w:val="20"/>
-              </w:rPr>
-              <w:t>device_department</w:t>
-            </w:r>
-            <w:proofErr w:type="spellEnd"/>
-            <w:r>
-              <w:rPr>
-                <w:sz w:val="20"/>
-                <w:szCs w:val="20"/>
-              </w:rPr>
-              <w:t>}}</w:t>
+              <w:t>{{device_department}}</w:t>
             </w:r>
           </w:p>
         </w:tc>
@@ -274,7 +256,6 @@
               </w:rPr>
               <w:t>{{</w:t>
             </w:r>
-            <w:proofErr w:type="spellStart"/>
             <w:r>
               <w:rPr>
                 <w:sz w:val="20"/>
@@ -282,7 +263,6 @@
               </w:rPr>
               <w:t>device_type</w:t>
             </w:r>
-            <w:proofErr w:type="spellEnd"/>
             <w:r>
               <w:rPr>
                 <w:sz w:val="20"/>
@@ -338,23 +318,7 @@
                 <w:sz w:val="20"/>
                 <w:szCs w:val="20"/>
               </w:rPr>
-              <w:t>{{</w:t>
-            </w:r>
-            <w:proofErr w:type="spellStart"/>
-            <w:r>
-              <w:rPr>
-                <w:sz w:val="20"/>
-                <w:szCs w:val="20"/>
-              </w:rPr>
-              <w:t>device_oem</w:t>
-            </w:r>
-            <w:proofErr w:type="spellEnd"/>
-            <w:r>
-              <w:rPr>
-                <w:sz w:val="20"/>
-                <w:szCs w:val="20"/>
-              </w:rPr>
-              <w:t>}}</w:t>
+              <w:t>{{device_oem}}</w:t>
             </w:r>
           </w:p>
         </w:tc>
@@ -400,7 +364,6 @@
               </w:rPr>
               <w:t>{{</w:t>
             </w:r>
-            <w:proofErr w:type="spellStart"/>
             <w:r>
               <w:rPr>
                 <w:sz w:val="20"/>
@@ -408,7 +371,6 @@
               </w:rPr>
               <w:t>device_serial</w:t>
             </w:r>
-            <w:proofErr w:type="spellEnd"/>
             <w:r>
               <w:rPr>
                 <w:sz w:val="20"/>
@@ -464,23 +426,7 @@
                 <w:sz w:val="20"/>
                 <w:szCs w:val="20"/>
               </w:rPr>
-              <w:t>{{</w:t>
-            </w:r>
-            <w:proofErr w:type="spellStart"/>
-            <w:r>
-              <w:rPr>
-                <w:sz w:val="20"/>
-                <w:szCs w:val="20"/>
-              </w:rPr>
-              <w:t>device_number</w:t>
-            </w:r>
-            <w:proofErr w:type="spellEnd"/>
-            <w:r>
-              <w:rPr>
-                <w:sz w:val="20"/>
-                <w:szCs w:val="20"/>
-              </w:rPr>
-              <w:t>}}</w:t>
+              <w:t>{{device_number}}</w:t>
             </w:r>
           </w:p>
         </w:tc>
@@ -534,7 +480,6 @@
               </w:rPr>
               <w:t>{{</w:t>
             </w:r>
-            <w:proofErr w:type="spellStart"/>
             <w:r>
               <w:rPr>
                 <w:sz w:val="20"/>
@@ -542,7 +487,6 @@
               </w:rPr>
               <w:t>device_qr</w:t>
             </w:r>
-            <w:proofErr w:type="spellEnd"/>
             <w:r>
               <w:rPr>
                 <w:sz w:val="20"/>
@@ -690,7 +634,6 @@
               </w:rPr>
               <w:t>{{</w:t>
             </w:r>
-            <w:proofErr w:type="spellStart"/>
             <w:r>
               <w:rPr>
                 <w:rFonts w:ascii="SimSun" w:eastAsia="SimSun" w:hAnsi="SimSun" w:cs="SimSun"/>
@@ -699,7 +642,6 @@
               </w:rPr>
               <w:t>maintenance_number</w:t>
             </w:r>
-            <w:proofErr w:type="spellEnd"/>
             <w:r>
               <w:rPr>
                 <w:rFonts w:ascii="SimSun" w:eastAsia="SimSun" w:hAnsi="SimSun" w:cs="SimSun"/>
@@ -754,25 +696,7 @@
                 <w:sz w:val="20"/>
                 <w:szCs w:val="20"/>
               </w:rPr>
-              <w:t>{{</w:t>
-            </w:r>
-            <w:proofErr w:type="spellStart"/>
-            <w:r>
-              <w:rPr>
-                <w:rFonts w:ascii="SimSun" w:eastAsia="SimSun" w:hAnsi="SimSun" w:cs="SimSun"/>
-                <w:sz w:val="20"/>
-                <w:szCs w:val="20"/>
-              </w:rPr>
-              <w:t>maintenance_creator</w:t>
-            </w:r>
-            <w:proofErr w:type="spellEnd"/>
-            <w:r>
-              <w:rPr>
-                <w:rFonts w:ascii="SimSun" w:eastAsia="SimSun" w:hAnsi="SimSun" w:cs="SimSun"/>
-                <w:sz w:val="20"/>
-                <w:szCs w:val="20"/>
-              </w:rPr>
-              <w:t>}}</w:t>
+              <w:t>{{maintenance_creator}}</w:t>
             </w:r>
           </w:p>
         </w:tc>
@@ -822,25 +746,7 @@
                 <w:sz w:val="20"/>
                 <w:szCs w:val="20"/>
               </w:rPr>
-              <w:t>{{</w:t>
-            </w:r>
-            <w:proofErr w:type="spellStart"/>
-            <w:r>
-              <w:rPr>
-                <w:rFonts w:ascii="SimSun" w:eastAsia="SimSun" w:hAnsi="SimSun" w:cs="SimSun"/>
-                <w:sz w:val="20"/>
-                <w:szCs w:val="20"/>
-              </w:rPr>
-              <w:t>maintenance_level</w:t>
-            </w:r>
-            <w:proofErr w:type="spellEnd"/>
-            <w:r>
-              <w:rPr>
-                <w:rFonts w:ascii="SimSun" w:eastAsia="SimSun" w:hAnsi="SimSun" w:cs="SimSun"/>
-                <w:sz w:val="20"/>
-                <w:szCs w:val="20"/>
-              </w:rPr>
-              <w:t>}}</w:t>
+              <w:t>{{maintenance_level}}</w:t>
             </w:r>
           </w:p>
         </w:tc>
@@ -888,25 +794,7 @@
                 <w:sz w:val="20"/>
                 <w:szCs w:val="20"/>
               </w:rPr>
-              <w:t>{{</w:t>
-            </w:r>
-            <w:proofErr w:type="spellStart"/>
-            <w:r>
-              <w:rPr>
-                <w:rFonts w:ascii="SimSun" w:eastAsia="SimSun" w:hAnsi="SimSun" w:cs="SimSun"/>
-                <w:sz w:val="20"/>
-                <w:szCs w:val="20"/>
-              </w:rPr>
-              <w:t>maintenance_type</w:t>
-            </w:r>
-            <w:proofErr w:type="spellEnd"/>
-            <w:r>
-              <w:rPr>
-                <w:rFonts w:ascii="SimSun" w:eastAsia="SimSun" w:hAnsi="SimSun" w:cs="SimSun"/>
-                <w:sz w:val="20"/>
-                <w:szCs w:val="20"/>
-              </w:rPr>
-              <w:t>}}</w:t>
+              <w:t>{{maintenance_type}}</w:t>
             </w:r>
           </w:p>
         </w:tc>
@@ -956,25 +844,7 @@
                 <w:sz w:val="20"/>
                 <w:szCs w:val="20"/>
               </w:rPr>
-              <w:t>{{</w:t>
-            </w:r>
-            <w:proofErr w:type="spellStart"/>
-            <w:r>
-              <w:rPr>
-                <w:rFonts w:ascii="SimSun" w:eastAsia="SimSun" w:hAnsi="SimSun" w:cs="SimSun"/>
-                <w:sz w:val="20"/>
-                <w:szCs w:val="20"/>
-              </w:rPr>
-              <w:t>maintenance_plan_time</w:t>
-            </w:r>
-            <w:proofErr w:type="spellEnd"/>
-            <w:r>
-              <w:rPr>
-                <w:rFonts w:ascii="SimSun" w:eastAsia="SimSun" w:hAnsi="SimSun" w:cs="SimSun"/>
-                <w:sz w:val="20"/>
-                <w:szCs w:val="20"/>
-              </w:rPr>
-              <w:t>}}</w:t>
+              <w:t>{{maintenance_plan_time}}</w:t>
             </w:r>
           </w:p>
         </w:tc>
@@ -1022,25 +892,7 @@
                 <w:sz w:val="20"/>
                 <w:szCs w:val="20"/>
               </w:rPr>
-              <w:t>{{</w:t>
-            </w:r>
-            <w:proofErr w:type="spellStart"/>
-            <w:r>
-              <w:rPr>
-                <w:rFonts w:ascii="SimSun" w:eastAsia="SimSun" w:hAnsi="SimSun" w:cs="SimSun"/>
-                <w:sz w:val="20"/>
-                <w:szCs w:val="20"/>
-              </w:rPr>
-              <w:t>maintenance_complete_time</w:t>
-            </w:r>
-            <w:proofErr w:type="spellEnd"/>
-            <w:r>
-              <w:rPr>
-                <w:rFonts w:ascii="SimSun" w:eastAsia="SimSun" w:hAnsi="SimSun" w:cs="SimSun"/>
-                <w:sz w:val="20"/>
-                <w:szCs w:val="20"/>
-              </w:rPr>
-              <w:t>}}</w:t>
+              <w:t>{{maintenance_complete_time}}</w:t>
             </w:r>
           </w:p>
         </w:tc>
@@ -1094,23 +946,7 @@
                 <w:sz w:val="20"/>
                 <w:szCs w:val="20"/>
               </w:rPr>
-              <w:t>{{</w:t>
-            </w:r>
-            <w:proofErr w:type="spellStart"/>
-            <w:r>
-              <w:rPr>
-                <w:sz w:val="20"/>
-                <w:szCs w:val="20"/>
-              </w:rPr>
-              <w:t>maintenance_op</w:t>
-            </w:r>
-            <w:proofErr w:type="spellEnd"/>
-            <w:r>
-              <w:rPr>
-                <w:sz w:val="20"/>
-                <w:szCs w:val="20"/>
-              </w:rPr>
-              <w:t>}}</w:t>
+              <w:t>{{maintenance_op}}</w:t>
             </w:r>
           </w:p>
         </w:tc>
@@ -1140,25 +976,7 @@
                 <w:sz w:val="20"/>
                 <w:szCs w:val="20"/>
               </w:rPr>
-              <w:t>{{</w:t>
-            </w:r>
-            <w:proofErr w:type="spellStart"/>
-            <w:r>
-              <w:rPr>
-                <w:rFonts w:hint="eastAsia"/>
-                <w:sz w:val="20"/>
-                <w:szCs w:val="20"/>
-              </w:rPr>
-              <w:t>maintenance_op_time</w:t>
-            </w:r>
-            <w:proofErr w:type="spellEnd"/>
-            <w:r>
-              <w:rPr>
-                <w:rFonts w:hint="eastAsia"/>
-                <w:sz w:val="20"/>
-                <w:szCs w:val="20"/>
-              </w:rPr>
-              <w:t>}}</w:t>
+              <w:t>{{maintenance_op_time}}</w:t>
             </w:r>
           </w:p>
         </w:tc>
@@ -1394,23 +1212,7 @@
                 <w:sz w:val="20"/>
                 <w:szCs w:val="20"/>
               </w:rPr>
-              <w:t>{{</w:t>
-            </w:r>
-            <w:proofErr w:type="spellStart"/>
-            <w:r>
-              <w:rPr>
-                <w:sz w:val="20"/>
-                <w:szCs w:val="20"/>
-              </w:rPr>
-              <w:t>maintenance_result</w:t>
-            </w:r>
-            <w:proofErr w:type="spellEnd"/>
-            <w:r>
-              <w:rPr>
-                <w:sz w:val="20"/>
-                <w:szCs w:val="20"/>
-              </w:rPr>
-              <w:t>}}</w:t>
+              <w:t>{{maintenance_result}}</w:t>
             </w:r>
           </w:p>
         </w:tc>
@@ -1608,11 +1410,9 @@
             <w:r>
               <w:t>{{</w:t>
             </w:r>
-            <w:proofErr w:type="spellStart"/>
             <w:r>
               <w:t>accessory_information</w:t>
             </w:r>
-            <w:proofErr w:type="spellEnd"/>
             <w:r>
               <w:t>}}</w:t>
             </w:r>
@@ -1620,6 +1420,25 @@
         </w:tc>
       </w:tr>
     </w:tbl>
+    <w:p>
+      <w:pPr>
+        <w:jc w:val="right"/>
+      </w:pPr>
+      <w:r>
+        <w:rPr>
+          <w:rFonts w:hint="eastAsia"/>
+        </w:rPr>
+        <w:t>审核人签名：</w:t>
+      </w:r>
+      <w:r>
+        <w:t>{{accessory_signature}}</w:t>
+      </w:r>
+      <w:r>
+        <w:t>{{accessory_signature_place_holder}}</w:t>
+      </w:r>
+      <w:bookmarkStart w:id="0" w:name="_GoBack"/>
+      <w:bookmarkEnd w:id="0"/>
+    </w:p>
     <w:p>
       <w:pPr>
         <w:jc w:val="center"/>
@@ -1756,15 +1575,7 @@
           </w:tcPr>
           <w:p>
             <w:r>
-              <w:t>{{</w:t>
-            </w:r>
-            <w:proofErr w:type="spellStart"/>
-            <w:r>
-              <w:t>maintenance_workflow</w:t>
-            </w:r>
-            <w:proofErr w:type="spellEnd"/>
-            <w:r>
-              <w:t>}}</w:t>
+              <w:t>{{maintenance_workflow}}</w:t>
             </w:r>
           </w:p>
         </w:tc>
@@ -1880,24 +1691,13 @@
           </w:tcPr>
           <w:p>
             <w:r>
-              <w:t>{{</w:t>
-            </w:r>
-            <w:proofErr w:type="spellStart"/>
-            <w:r>
-              <w:t>audit_records</w:t>
-            </w:r>
-            <w:proofErr w:type="spellEnd"/>
-            <w:r>
-              <w:t>}}</w:t>
+              <w:t>{{audit_records}}</w:t>
             </w:r>
           </w:p>
         </w:tc>
       </w:tr>
     </w:tbl>
-    <w:p>
-      <w:bookmarkStart w:id="0" w:name="_GoBack"/>
-      <w:bookmarkEnd w:id="0"/>
-    </w:p>
+    <w:p/>
     <w:p>
       <w:pPr>
         <w:jc w:val="center"/>
@@ -2029,15 +1829,7 @@
           </w:tcPr>
           <w:p>
             <w:r>
-              <w:t>{{</w:t>
-            </w:r>
-            <w:proofErr w:type="spellStart"/>
-            <w:r>
-              <w:t>check_list</w:t>
-            </w:r>
-            <w:proofErr w:type="spellEnd"/>
-            <w:r>
-              <w:t>}}</w:t>
+              <w:t>{{check_list}}</w:t>
             </w:r>
           </w:p>
         </w:tc>
@@ -2070,6 +1862,7 @@
           <w:sz w:val="24"/>
           <w:szCs w:val="24"/>
         </w:rPr>
+        <w:lastRenderedPageBreak/>
         <w:t>电气安全检测报告</w:t>
       </w:r>
     </w:p>
@@ -2088,7 +1881,6 @@
           <w:sz w:val="24"/>
           <w:szCs w:val="24"/>
         </w:rPr>
-        <w:lastRenderedPageBreak/>
         <w:t>{{</w:t>
       </w:r>
       <w:r>
@@ -2099,23 +1891,13 @@
         </w:rPr>
         <w:t>#</w:t>
       </w:r>
-      <w:proofErr w:type="spellStart"/>
       <w:r>
         <w:rPr>
           <w:rFonts w:ascii="Microsoft YaHei" w:eastAsia="Microsoft YaHei" w:hAnsi="Microsoft YaHei"/>
           <w:sz w:val="24"/>
           <w:szCs w:val="24"/>
         </w:rPr>
-        <w:t>safety_report</w:t>
-      </w:r>
-      <w:proofErr w:type="spellEnd"/>
-      <w:r>
-        <w:rPr>
-          <w:rFonts w:ascii="Microsoft YaHei" w:eastAsia="Microsoft YaHei" w:hAnsi="Microsoft YaHei"/>
-          <w:sz w:val="24"/>
-          <w:szCs w:val="24"/>
-        </w:rPr>
-        <w:t>}}</w:t>
+        <w:t>safety_report}}</w:t>
       </w:r>
     </w:p>
     <w:p>
@@ -2174,23 +1956,13 @@
         </w:rPr>
         <w:t>#</w:t>
       </w:r>
-      <w:proofErr w:type="spellStart"/>
       <w:r>
         <w:rPr>
           <w:rFonts w:ascii="Microsoft YaHei" w:eastAsia="Microsoft YaHei" w:hAnsi="Microsoft YaHei" w:hint="eastAsia"/>
           <w:sz w:val="24"/>
           <w:szCs w:val="24"/>
         </w:rPr>
-        <w:t>performance_report</w:t>
-      </w:r>
-      <w:proofErr w:type="spellEnd"/>
-      <w:r>
-        <w:rPr>
-          <w:rFonts w:ascii="Microsoft YaHei" w:eastAsia="Microsoft YaHei" w:hAnsi="Microsoft YaHei" w:hint="eastAsia"/>
-          <w:sz w:val="24"/>
-          <w:szCs w:val="24"/>
-        </w:rPr>
-        <w:t>}}</w:t>
+        <w:t>performance_report}}</w:t>
       </w:r>
     </w:p>
     <w:p>
@@ -2960,7 +2732,7 @@
 </file>
 
 <file path=customXml/itemProps1.xml><?xml version="1.0" encoding="utf-8"?>
-<ds:datastoreItem xmlns:ds="http://schemas.openxmlformats.org/officeDocument/2006/customXml" ds:itemID="{A84F80AB-C75A-3C45-8E26-9486C44F0A03}">
+<ds:datastoreItem xmlns:ds="http://schemas.openxmlformats.org/officeDocument/2006/customXml" ds:itemID="{688701A6-8CEE-084A-A36C-743EF289E0AA}">
   <ds:schemaRefs>
     <ds:schemaRef ds:uri="http://schemas.openxmlformats.org/officeDocument/2006/bibliography"/>
   </ds:schemaRefs>

--- a/src/src/main/resources/report/maintenance-template.docx
+++ b/src/src/main/resources/report/maintenance-template.docx
@@ -139,6 +139,7 @@
               </w:rPr>
               <w:t>{{</w:t>
             </w:r>
+            <w:proofErr w:type="spellStart"/>
             <w:r>
               <w:rPr>
                 <w:rFonts w:hint="eastAsia"/>
@@ -147,6 +148,7 @@
               </w:rPr>
               <w:t>device_name</w:t>
             </w:r>
+            <w:proofErr w:type="spellEnd"/>
             <w:r>
               <w:rPr>
                 <w:sz w:val="20"/>
@@ -202,7 +204,23 @@
                 <w:sz w:val="20"/>
                 <w:szCs w:val="20"/>
               </w:rPr>
-              <w:t>{{device_department}}</w:t>
+              <w:t>{{</w:t>
+            </w:r>
+            <w:proofErr w:type="spellStart"/>
+            <w:r>
+              <w:rPr>
+                <w:sz w:val="20"/>
+                <w:szCs w:val="20"/>
+              </w:rPr>
+              <w:t>device_department</w:t>
+            </w:r>
+            <w:proofErr w:type="spellEnd"/>
+            <w:r>
+              <w:rPr>
+                <w:sz w:val="20"/>
+                <w:szCs w:val="20"/>
+              </w:rPr>
+              <w:t>}}</w:t>
             </w:r>
           </w:p>
         </w:tc>
@@ -256,6 +274,7 @@
               </w:rPr>
               <w:t>{{</w:t>
             </w:r>
+            <w:proofErr w:type="spellStart"/>
             <w:r>
               <w:rPr>
                 <w:sz w:val="20"/>
@@ -263,6 +282,7 @@
               </w:rPr>
               <w:t>device_type</w:t>
             </w:r>
+            <w:proofErr w:type="spellEnd"/>
             <w:r>
               <w:rPr>
                 <w:sz w:val="20"/>
@@ -318,7 +338,23 @@
                 <w:sz w:val="20"/>
                 <w:szCs w:val="20"/>
               </w:rPr>
-              <w:t>{{device_oem}}</w:t>
+              <w:t>{{</w:t>
+            </w:r>
+            <w:proofErr w:type="spellStart"/>
+            <w:r>
+              <w:rPr>
+                <w:sz w:val="20"/>
+                <w:szCs w:val="20"/>
+              </w:rPr>
+              <w:t>device_oem</w:t>
+            </w:r>
+            <w:proofErr w:type="spellEnd"/>
+            <w:r>
+              <w:rPr>
+                <w:sz w:val="20"/>
+                <w:szCs w:val="20"/>
+              </w:rPr>
+              <w:t>}}</w:t>
             </w:r>
           </w:p>
         </w:tc>
@@ -364,6 +400,7 @@
               </w:rPr>
               <w:t>{{</w:t>
             </w:r>
+            <w:proofErr w:type="spellStart"/>
             <w:r>
               <w:rPr>
                 <w:sz w:val="20"/>
@@ -371,6 +408,7 @@
               </w:rPr>
               <w:t>device_serial</w:t>
             </w:r>
+            <w:proofErr w:type="spellEnd"/>
             <w:r>
               <w:rPr>
                 <w:sz w:val="20"/>
@@ -426,7 +464,23 @@
                 <w:sz w:val="20"/>
                 <w:szCs w:val="20"/>
               </w:rPr>
-              <w:t>{{device_number}}</w:t>
+              <w:t>{{</w:t>
+            </w:r>
+            <w:proofErr w:type="spellStart"/>
+            <w:r>
+              <w:rPr>
+                <w:sz w:val="20"/>
+                <w:szCs w:val="20"/>
+              </w:rPr>
+              <w:t>device_number</w:t>
+            </w:r>
+            <w:proofErr w:type="spellEnd"/>
+            <w:r>
+              <w:rPr>
+                <w:sz w:val="20"/>
+                <w:szCs w:val="20"/>
+              </w:rPr>
+              <w:t>}}</w:t>
             </w:r>
           </w:p>
         </w:tc>
@@ -480,6 +534,7 @@
               </w:rPr>
               <w:t>{{</w:t>
             </w:r>
+            <w:proofErr w:type="spellStart"/>
             <w:r>
               <w:rPr>
                 <w:sz w:val="20"/>
@@ -487,6 +542,7 @@
               </w:rPr>
               <w:t>device_qr</w:t>
             </w:r>
+            <w:proofErr w:type="spellEnd"/>
             <w:r>
               <w:rPr>
                 <w:sz w:val="20"/>
@@ -634,6 +690,7 @@
               </w:rPr>
               <w:t>{{</w:t>
             </w:r>
+            <w:proofErr w:type="spellStart"/>
             <w:r>
               <w:rPr>
                 <w:rFonts w:ascii="SimSun" w:eastAsia="SimSun" w:hAnsi="SimSun" w:cs="SimSun"/>
@@ -642,6 +699,7 @@
               </w:rPr>
               <w:t>maintenance_number</w:t>
             </w:r>
+            <w:proofErr w:type="spellEnd"/>
             <w:r>
               <w:rPr>
                 <w:rFonts w:ascii="SimSun" w:eastAsia="SimSun" w:hAnsi="SimSun" w:cs="SimSun"/>
@@ -696,7 +754,25 @@
                 <w:sz w:val="20"/>
                 <w:szCs w:val="20"/>
               </w:rPr>
-              <w:t>{{maintenance_creator}}</w:t>
+              <w:t>{{</w:t>
+            </w:r>
+            <w:proofErr w:type="spellStart"/>
+            <w:r>
+              <w:rPr>
+                <w:rFonts w:ascii="SimSun" w:eastAsia="SimSun" w:hAnsi="SimSun" w:cs="SimSun"/>
+                <w:sz w:val="20"/>
+                <w:szCs w:val="20"/>
+              </w:rPr>
+              <w:t>maintenance_creator</w:t>
+            </w:r>
+            <w:proofErr w:type="spellEnd"/>
+            <w:r>
+              <w:rPr>
+                <w:rFonts w:ascii="SimSun" w:eastAsia="SimSun" w:hAnsi="SimSun" w:cs="SimSun"/>
+                <w:sz w:val="20"/>
+                <w:szCs w:val="20"/>
+              </w:rPr>
+              <w:t>}}</w:t>
             </w:r>
           </w:p>
         </w:tc>
@@ -746,7 +822,25 @@
                 <w:sz w:val="20"/>
                 <w:szCs w:val="20"/>
               </w:rPr>
-              <w:t>{{maintenance_level}}</w:t>
+              <w:t>{{</w:t>
+            </w:r>
+            <w:proofErr w:type="spellStart"/>
+            <w:r>
+              <w:rPr>
+                <w:rFonts w:ascii="SimSun" w:eastAsia="SimSun" w:hAnsi="SimSun" w:cs="SimSun"/>
+                <w:sz w:val="20"/>
+                <w:szCs w:val="20"/>
+              </w:rPr>
+              <w:t>maintenance_level</w:t>
+            </w:r>
+            <w:proofErr w:type="spellEnd"/>
+            <w:r>
+              <w:rPr>
+                <w:rFonts w:ascii="SimSun" w:eastAsia="SimSun" w:hAnsi="SimSun" w:cs="SimSun"/>
+                <w:sz w:val="20"/>
+                <w:szCs w:val="20"/>
+              </w:rPr>
+              <w:t>}}</w:t>
             </w:r>
           </w:p>
         </w:tc>
@@ -794,7 +888,25 @@
                 <w:sz w:val="20"/>
                 <w:szCs w:val="20"/>
               </w:rPr>
-              <w:t>{{maintenance_type}}</w:t>
+              <w:t>{{</w:t>
+            </w:r>
+            <w:proofErr w:type="spellStart"/>
+            <w:r>
+              <w:rPr>
+                <w:rFonts w:ascii="SimSun" w:eastAsia="SimSun" w:hAnsi="SimSun" w:cs="SimSun"/>
+                <w:sz w:val="20"/>
+                <w:szCs w:val="20"/>
+              </w:rPr>
+              <w:t>maintenance_type</w:t>
+            </w:r>
+            <w:proofErr w:type="spellEnd"/>
+            <w:r>
+              <w:rPr>
+                <w:rFonts w:ascii="SimSun" w:eastAsia="SimSun" w:hAnsi="SimSun" w:cs="SimSun"/>
+                <w:sz w:val="20"/>
+                <w:szCs w:val="20"/>
+              </w:rPr>
+              <w:t>}}</w:t>
             </w:r>
           </w:p>
         </w:tc>
@@ -844,7 +956,25 @@
                 <w:sz w:val="20"/>
                 <w:szCs w:val="20"/>
               </w:rPr>
-              <w:t>{{maintenance_plan_time}}</w:t>
+              <w:t>{{</w:t>
+            </w:r>
+            <w:proofErr w:type="spellStart"/>
+            <w:r>
+              <w:rPr>
+                <w:rFonts w:ascii="SimSun" w:eastAsia="SimSun" w:hAnsi="SimSun" w:cs="SimSun"/>
+                <w:sz w:val="20"/>
+                <w:szCs w:val="20"/>
+              </w:rPr>
+              <w:t>maintenance_plan_time</w:t>
+            </w:r>
+            <w:proofErr w:type="spellEnd"/>
+            <w:r>
+              <w:rPr>
+                <w:rFonts w:ascii="SimSun" w:eastAsia="SimSun" w:hAnsi="SimSun" w:cs="SimSun"/>
+                <w:sz w:val="20"/>
+                <w:szCs w:val="20"/>
+              </w:rPr>
+              <w:t>}}</w:t>
             </w:r>
           </w:p>
         </w:tc>
@@ -892,7 +1022,25 @@
                 <w:sz w:val="20"/>
                 <w:szCs w:val="20"/>
               </w:rPr>
-              <w:t>{{maintenance_complete_time}}</w:t>
+              <w:t>{{</w:t>
+            </w:r>
+            <w:proofErr w:type="spellStart"/>
+            <w:r>
+              <w:rPr>
+                <w:rFonts w:ascii="SimSun" w:eastAsia="SimSun" w:hAnsi="SimSun" w:cs="SimSun"/>
+                <w:sz w:val="20"/>
+                <w:szCs w:val="20"/>
+              </w:rPr>
+              <w:t>maintenance_complete_time</w:t>
+            </w:r>
+            <w:proofErr w:type="spellEnd"/>
+            <w:r>
+              <w:rPr>
+                <w:rFonts w:ascii="SimSun" w:eastAsia="SimSun" w:hAnsi="SimSun" w:cs="SimSun"/>
+                <w:sz w:val="20"/>
+                <w:szCs w:val="20"/>
+              </w:rPr>
+              <w:t>}}</w:t>
             </w:r>
           </w:p>
         </w:tc>
@@ -946,7 +1094,23 @@
                 <w:sz w:val="20"/>
                 <w:szCs w:val="20"/>
               </w:rPr>
-              <w:t>{{maintenance_op}}</w:t>
+              <w:t>{{</w:t>
+            </w:r>
+            <w:proofErr w:type="spellStart"/>
+            <w:r>
+              <w:rPr>
+                <w:sz w:val="20"/>
+                <w:szCs w:val="20"/>
+              </w:rPr>
+              <w:t>maintenance_op</w:t>
+            </w:r>
+            <w:proofErr w:type="spellEnd"/>
+            <w:r>
+              <w:rPr>
+                <w:sz w:val="20"/>
+                <w:szCs w:val="20"/>
+              </w:rPr>
+              <w:t>}}</w:t>
             </w:r>
           </w:p>
         </w:tc>
@@ -976,7 +1140,25 @@
                 <w:sz w:val="20"/>
                 <w:szCs w:val="20"/>
               </w:rPr>
-              <w:t>{{maintenance_op_time}}</w:t>
+              <w:t>{{</w:t>
+            </w:r>
+            <w:proofErr w:type="spellStart"/>
+            <w:r>
+              <w:rPr>
+                <w:rFonts w:hint="eastAsia"/>
+                <w:sz w:val="20"/>
+                <w:szCs w:val="20"/>
+              </w:rPr>
+              <w:t>maintenance_op_time</w:t>
+            </w:r>
+            <w:proofErr w:type="spellEnd"/>
+            <w:r>
+              <w:rPr>
+                <w:rFonts w:hint="eastAsia"/>
+                <w:sz w:val="20"/>
+                <w:szCs w:val="20"/>
+              </w:rPr>
+              <w:t>}}</w:t>
             </w:r>
           </w:p>
         </w:tc>
@@ -1212,7 +1394,23 @@
                 <w:sz w:val="20"/>
                 <w:szCs w:val="20"/>
               </w:rPr>
-              <w:t>{{maintenance_result}}</w:t>
+              <w:t>{{</w:t>
+            </w:r>
+            <w:proofErr w:type="spellStart"/>
+            <w:r>
+              <w:rPr>
+                <w:sz w:val="20"/>
+                <w:szCs w:val="20"/>
+              </w:rPr>
+              <w:t>maintenance_result</w:t>
+            </w:r>
+            <w:proofErr w:type="spellEnd"/>
+            <w:r>
+              <w:rPr>
+                <w:sz w:val="20"/>
+                <w:szCs w:val="20"/>
+              </w:rPr>
+              <w:t>}}</w:t>
             </w:r>
           </w:p>
         </w:tc>
@@ -1410,9 +1608,11 @@
             <w:r>
               <w:t>{{</w:t>
             </w:r>
+            <w:proofErr w:type="spellStart"/>
             <w:r>
               <w:t>accessory_information</w:t>
             </w:r>
+            <w:proofErr w:type="spellEnd"/>
             <w:r>
               <w:t>}}</w:t>
             </w:r>
@@ -1425,19 +1625,32 @@
         <w:jc w:val="right"/>
       </w:pPr>
       <w:r>
-        <w:rPr>
-          <w:rFonts w:hint="eastAsia"/>
-        </w:rPr>
-        <w:t>审核人签名：</w:t>
-      </w:r>
-      <w:r>
-        <w:t>{{accessory_signature}}</w:t>
-      </w:r>
-      <w:r>
-        <w:t>{{accessory_signature_place_holder}}</w:t>
+        <w:t>{{</w:t>
+      </w:r>
+      <w:proofErr w:type="spellStart"/>
+      <w:r>
+        <w:t>accessory_si</w:t>
       </w:r>
       <w:bookmarkStart w:id="0" w:name="_GoBack"/>
       <w:bookmarkEnd w:id="0"/>
+      <w:r>
+        <w:t>gnature_place_holder</w:t>
+      </w:r>
+      <w:proofErr w:type="spellEnd"/>
+      <w:r>
+        <w:t>}}</w:t>
+      </w:r>
+      <w:r>
+        <w:t>{{</w:t>
+      </w:r>
+      <w:proofErr w:type="spellStart"/>
+      <w:r>
+        <w:t>accessory_signature</w:t>
+      </w:r>
+      <w:proofErr w:type="spellEnd"/>
+      <w:r>
+        <w:t>}}</w:t>
+      </w:r>
     </w:p>
     <w:p>
       <w:pPr>
@@ -1575,7 +1788,15 @@
           </w:tcPr>
           <w:p>
             <w:r>
-              <w:t>{{maintenance_workflow}}</w:t>
+              <w:t>{{</w:t>
+            </w:r>
+            <w:proofErr w:type="spellStart"/>
+            <w:r>
+              <w:t>maintenance_workflow</w:t>
+            </w:r>
+            <w:proofErr w:type="spellEnd"/>
+            <w:r>
+              <w:t>}}</w:t>
             </w:r>
           </w:p>
         </w:tc>
@@ -1691,7 +1912,15 @@
           </w:tcPr>
           <w:p>
             <w:r>
-              <w:t>{{audit_records}}</w:t>
+              <w:t>{{</w:t>
+            </w:r>
+            <w:proofErr w:type="spellStart"/>
+            <w:r>
+              <w:t>audit_records</w:t>
+            </w:r>
+            <w:proofErr w:type="spellEnd"/>
+            <w:r>
+              <w:t>}}</w:t>
             </w:r>
           </w:p>
         </w:tc>
@@ -1829,7 +2058,15 @@
           </w:tcPr>
           <w:p>
             <w:r>
-              <w:t>{{check_list}}</w:t>
+              <w:t>{{</w:t>
+            </w:r>
+            <w:proofErr w:type="spellStart"/>
+            <w:r>
+              <w:t>check_list</w:t>
+            </w:r>
+            <w:proofErr w:type="spellEnd"/>
+            <w:r>
+              <w:t>}}</w:t>
             </w:r>
           </w:p>
         </w:tc>
@@ -1891,13 +2128,23 @@
         </w:rPr>
         <w:t>#</w:t>
       </w:r>
+      <w:proofErr w:type="spellStart"/>
       <w:r>
         <w:rPr>
           <w:rFonts w:ascii="Microsoft YaHei" w:eastAsia="Microsoft YaHei" w:hAnsi="Microsoft YaHei"/>
           <w:sz w:val="24"/>
           <w:szCs w:val="24"/>
         </w:rPr>
-        <w:t>safety_report}}</w:t>
+        <w:t>safety_report</w:t>
+      </w:r>
+      <w:proofErr w:type="spellEnd"/>
+      <w:r>
+        <w:rPr>
+          <w:rFonts w:ascii="Microsoft YaHei" w:eastAsia="Microsoft YaHei" w:hAnsi="Microsoft YaHei"/>
+          <w:sz w:val="24"/>
+          <w:szCs w:val="24"/>
+        </w:rPr>
+        <w:t>}}</w:t>
       </w:r>
     </w:p>
     <w:p>
@@ -1956,13 +2203,23 @@
         </w:rPr>
         <w:t>#</w:t>
       </w:r>
+      <w:proofErr w:type="spellStart"/>
       <w:r>
         <w:rPr>
           <w:rFonts w:ascii="Microsoft YaHei" w:eastAsia="Microsoft YaHei" w:hAnsi="Microsoft YaHei" w:hint="eastAsia"/>
           <w:sz w:val="24"/>
           <w:szCs w:val="24"/>
         </w:rPr>
-        <w:t>performance_report}}</w:t>
+        <w:t>performance_report</w:t>
+      </w:r>
+      <w:proofErr w:type="spellEnd"/>
+      <w:r>
+        <w:rPr>
+          <w:rFonts w:ascii="Microsoft YaHei" w:eastAsia="Microsoft YaHei" w:hAnsi="Microsoft YaHei" w:hint="eastAsia"/>
+          <w:sz w:val="24"/>
+          <w:szCs w:val="24"/>
+        </w:rPr>
+        <w:t>}}</w:t>
       </w:r>
     </w:p>
     <w:p>
@@ -2732,7 +2989,7 @@
 </file>
 
 <file path=customXml/itemProps1.xml><?xml version="1.0" encoding="utf-8"?>
-<ds:datastoreItem xmlns:ds="http://schemas.openxmlformats.org/officeDocument/2006/customXml" ds:itemID="{688701A6-8CEE-084A-A36C-743EF289E0AA}">
+<ds:datastoreItem xmlns:ds="http://schemas.openxmlformats.org/officeDocument/2006/customXml" ds:itemID="{548644C9-82E4-1940-BAD7-4760C90BEA1E}">
   <ds:schemaRefs>
     <ds:schemaRef ds:uri="http://schemas.openxmlformats.org/officeDocument/2006/bibliography"/>
   </ds:schemaRefs>

--- a/src/src/main/resources/report/maintenance-template.docx
+++ b/src/src/main/resources/report/maintenance-template.docx
@@ -1,6 +1,6 @@
 
 <file path=word/document.xml><?xml version="1.0" encoding="utf-8"?>
-<w:document xmlns:wpc="http://schemas.microsoft.com/office/word/2010/wordprocessingCanvas" xmlns:cx="http://schemas.microsoft.com/office/drawing/2014/chartex" xmlns:cx1="http://schemas.microsoft.com/office/drawing/2015/9/8/chartex" xmlns:cx2="http://schemas.microsoft.com/office/drawing/2015/10/21/chartex" xmlns:cx3="http://schemas.microsoft.com/office/drawing/2016/5/9/chartex" xmlns:cx4="http://schemas.microsoft.com/office/drawing/2016/5/10/chartex" xmlns:cx5="http://schemas.microsoft.com/office/drawing/2016/5/11/chartex" xmlns:cx6="http://schemas.microsoft.com/office/drawing/2016/5/12/chartex" xmlns:cx7="http://schemas.microsoft.com/office/drawing/2016/5/13/chartex" xmlns:cx8="http://schemas.microsoft.com/office/drawing/2016/5/14/chartex" xmlns:mc="http://schemas.openxmlformats.org/markup-compatibility/2006" xmlns:aink="http://schemas.microsoft.com/office/drawing/2016/ink" xmlns:am3d="http://schemas.microsoft.com/office/drawing/2017/model3d" xmlns:o="urn:schemas-microsoft-com:office:office" xmlns:r="http://schemas.openxmlformats.org/officeDocument/2006/relationships" xmlns:m="http://schemas.openxmlformats.org/officeDocument/2006/math" xmlns:v="urn:schemas-microsoft-com:vml" xmlns:wp14="http://schemas.microsoft.com/office/word/2010/wordprocessingDrawing" xmlns:wp="http://schemas.openxmlformats.org/drawingml/2006/wordprocessingDrawing" xmlns:w10="urn:schemas-microsoft-com:office:word" xmlns:w="http://schemas.openxmlformats.org/wordprocessingml/2006/main" xmlns:w14="http://schemas.microsoft.com/office/word/2010/wordml" xmlns:w15="http://schemas.microsoft.com/office/word/2012/wordml" xmlns:w16cid="http://schemas.microsoft.com/office/word/2016/wordml/cid" xmlns:w16se="http://schemas.microsoft.com/office/word/2015/wordml/symex" xmlns:wpg="http://schemas.microsoft.com/office/word/2010/wordprocessingGroup" xmlns:wpi="http://schemas.microsoft.com/office/word/2010/wordprocessingInk" xmlns:wne="http://schemas.microsoft.com/office/word/2006/wordml" xmlns:wps="http://schemas.microsoft.com/office/word/2010/wordprocessingShape" mc:Ignorable="w14 w15 w16se w16cid wp14">
+<w:document xmlns:wpc="http://schemas.microsoft.com/office/word/2010/wordprocessingCanvas" xmlns:cx="http://schemas.microsoft.com/office/drawing/2014/chartex" xmlns:cx1="http://schemas.microsoft.com/office/drawing/2015/9/8/chartex" xmlns:cx2="http://schemas.microsoft.com/office/drawing/2015/10/21/chartex" xmlns:cx3="http://schemas.microsoft.com/office/drawing/2016/5/9/chartex" xmlns:cx4="http://schemas.microsoft.com/office/drawing/2016/5/10/chartex" xmlns:cx5="http://schemas.microsoft.com/office/drawing/2016/5/11/chartex" xmlns:cx6="http://schemas.microsoft.com/office/drawing/2016/5/12/chartex" xmlns:cx7="http://schemas.microsoft.com/office/drawing/2016/5/13/chartex" xmlns:cx8="http://schemas.microsoft.com/office/drawing/2016/5/14/chartex" xmlns:mc="http://schemas.openxmlformats.org/markup-compatibility/2006" xmlns:aink="http://schemas.microsoft.com/office/drawing/2016/ink" xmlns:am3d="http://schemas.microsoft.com/office/drawing/2017/model3d" xmlns:o="urn:schemas-microsoft-com:office:office" xmlns:oel="http://schemas.microsoft.com/office/2019/extlst" xmlns:r="http://schemas.openxmlformats.org/officeDocument/2006/relationships" xmlns:m="http://schemas.openxmlformats.org/officeDocument/2006/math" xmlns:v="urn:schemas-microsoft-com:vml" xmlns:wp14="http://schemas.microsoft.com/office/word/2010/wordprocessingDrawing" xmlns:wp="http://schemas.openxmlformats.org/drawingml/2006/wordprocessingDrawing" xmlns:w10="urn:schemas-microsoft-com:office:word" xmlns:w="http://schemas.openxmlformats.org/wordprocessingml/2006/main" xmlns:w14="http://schemas.microsoft.com/office/word/2010/wordml" xmlns:w15="http://schemas.microsoft.com/office/word/2012/wordml" xmlns:w16cex="http://schemas.microsoft.com/office/word/2018/wordml/cex" xmlns:w16cid="http://schemas.microsoft.com/office/word/2016/wordml/cid" xmlns:w16="http://schemas.microsoft.com/office/word/2018/wordml" xmlns:w16sdtdh="http://schemas.microsoft.com/office/word/2020/wordml/sdtdatahash" xmlns:w16se="http://schemas.microsoft.com/office/word/2015/wordml/symex" xmlns:wpg="http://schemas.microsoft.com/office/word/2010/wordprocessingGroup" xmlns:wpi="http://schemas.microsoft.com/office/word/2010/wordprocessingInk" xmlns:wne="http://schemas.microsoft.com/office/word/2006/wordml" xmlns:wps="http://schemas.microsoft.com/office/word/2010/wordprocessingShape" mc:Ignorable="w14 w15 w16se w16cid w16 w16cex w16sdtdh wp14">
   <w:body>
     <w:p>
       <w:pPr>
@@ -80,7 +80,7 @@
     </w:p>
     <w:tbl>
       <w:tblPr>
-        <w:tblStyle w:val="TableGrid"/>
+        <w:tblStyle w:val="a3"/>
         <w:tblW w:w="10795" w:type="dxa"/>
         <w:tblLook w:val="04A0" w:firstRow="1" w:lastRow="0" w:firstColumn="1" w:lastColumn="0" w:noHBand="0" w:noVBand="1"/>
       </w:tblPr>
@@ -581,6 +581,117 @@
           </w:p>
         </w:tc>
       </w:tr>
+      <w:tr>
+        <w:tc>
+          <w:tcPr>
+            <w:tcW w:w="1705" w:type="dxa"/>
+          </w:tcPr>
+          <w:p>
+            <w:pPr>
+              <w:jc w:val="center"/>
+              <w:rPr>
+                <w:sz w:val="20"/>
+                <w:szCs w:val="20"/>
+              </w:rPr>
+            </w:pPr>
+            <w:r>
+              <w:rPr>
+                <w:rFonts w:ascii="Segoe UI" w:hAnsi="Segoe UI" w:cs="Segoe UI" w:hint="eastAsia"/>
+                <w:color w:val="000000" w:themeColor="text1"/>
+                <w:spacing w:val="-1"/>
+                <w:sz w:val="20"/>
+                <w:szCs w:val="20"/>
+              </w:rPr>
+              <w:t>品牌</w:t>
+            </w:r>
+            <w:r>
+              <w:rPr>
+                <w:rFonts w:ascii="Segoe UI" w:hAnsi="Segoe UI" w:cs="Segoe UI"/>
+                <w:color w:val="000000" w:themeColor="text1"/>
+                <w:spacing w:val="-1"/>
+                <w:sz w:val="20"/>
+                <w:szCs w:val="20"/>
+              </w:rPr>
+              <w:t>/</w:t>
+            </w:r>
+            <w:r>
+              <w:rPr>
+                <w:rFonts w:ascii="Segoe UI" w:hAnsi="Segoe UI" w:cs="Segoe UI" w:hint="eastAsia"/>
+                <w:color w:val="000000" w:themeColor="text1"/>
+                <w:spacing w:val="-1"/>
+                <w:sz w:val="20"/>
+                <w:szCs w:val="20"/>
+              </w:rPr>
+              <w:t>制造商简称</w:t>
+            </w:r>
+          </w:p>
+        </w:tc>
+        <w:tc>
+          <w:tcPr>
+            <w:tcW w:w="2609" w:type="dxa"/>
+          </w:tcPr>
+          <w:p>
+            <w:pPr>
+              <w:jc w:val="center"/>
+              <w:rPr>
+                <w:sz w:val="20"/>
+                <w:szCs w:val="20"/>
+              </w:rPr>
+            </w:pPr>
+            <w:r>
+              <w:rPr>
+                <w:sz w:val="20"/>
+                <w:szCs w:val="20"/>
+              </w:rPr>
+              <w:t>{{</w:t>
+            </w:r>
+            <w:proofErr w:type="spellStart"/>
+            <w:r>
+              <w:rPr>
+                <w:sz w:val="20"/>
+                <w:szCs w:val="20"/>
+              </w:rPr>
+              <w:t>device_maker</w:t>
+            </w:r>
+            <w:proofErr w:type="spellEnd"/>
+            <w:r>
+              <w:rPr>
+                <w:sz w:val="20"/>
+                <w:szCs w:val="20"/>
+              </w:rPr>
+              <w:t>}}</w:t>
+            </w:r>
+          </w:p>
+        </w:tc>
+        <w:tc>
+          <w:tcPr>
+            <w:tcW w:w="1531" w:type="dxa"/>
+          </w:tcPr>
+          <w:p>
+            <w:pPr>
+              <w:jc w:val="center"/>
+              <w:rPr>
+                <w:sz w:val="20"/>
+                <w:szCs w:val="20"/>
+              </w:rPr>
+            </w:pPr>
+          </w:p>
+        </w:tc>
+        <w:tc>
+          <w:tcPr>
+            <w:tcW w:w="4950" w:type="dxa"/>
+          </w:tcPr>
+          <w:p>
+            <w:pPr>
+              <w:jc w:val="center"/>
+              <w:rPr>
+                <w:sz w:val="20"/>
+                <w:szCs w:val="20"/>
+              </w:rPr>
+            </w:pPr>
+          </w:p>
+        </w:tc>
+      </w:tr>
     </w:tbl>
     <w:p>
       <w:pPr>
@@ -627,7 +738,7 @@
     </w:p>
     <w:tbl>
       <w:tblPr>
-        <w:tblStyle w:val="TableGrid"/>
+        <w:tblStyle w:val="a3"/>
         <w:tblW w:w="10627" w:type="dxa"/>
         <w:tblLook w:val="04A0" w:firstRow="1" w:lastRow="0" w:firstColumn="1" w:lastColumn="0" w:noHBand="0" w:noVBand="1"/>
       </w:tblPr>
@@ -1443,7 +1554,7 @@
     </w:p>
     <w:tbl>
       <w:tblPr>
-        <w:tblStyle w:val="TableGrid"/>
+        <w:tblStyle w:val="a3"/>
         <w:tblW w:w="0" w:type="auto"/>
         <w:tblLook w:val="04A0" w:firstRow="1" w:lastRow="0" w:firstColumn="1" w:lastColumn="0" w:noHBand="0" w:noVBand="1"/>
       </w:tblPr>
@@ -1629,12 +1740,7 @@
       </w:r>
       <w:proofErr w:type="spellStart"/>
       <w:r>
-        <w:t>accessory_si</w:t>
-      </w:r>
-      <w:bookmarkStart w:id="0" w:name="_GoBack"/>
-      <w:bookmarkEnd w:id="0"/>
-      <w:r>
-        <w:t>gnature_place_holder</w:t>
+        <w:t>accessory_signature_place_holder</w:t>
       </w:r>
       <w:proofErr w:type="spellEnd"/>
       <w:r>
@@ -1688,7 +1794,7 @@
     </w:p>
     <w:tbl>
       <w:tblPr>
-        <w:tblStyle w:val="TableGrid"/>
+        <w:tblStyle w:val="a3"/>
         <w:tblW w:w="0" w:type="auto"/>
         <w:tblLook w:val="04A0" w:firstRow="1" w:lastRow="0" w:firstColumn="1" w:lastColumn="0" w:noHBand="0" w:noVBand="1"/>
       </w:tblPr>
@@ -1833,7 +1939,7 @@
     </w:p>
     <w:tbl>
       <w:tblPr>
-        <w:tblStyle w:val="TableGrid"/>
+        <w:tblStyle w:val="a3"/>
         <w:tblW w:w="0" w:type="auto"/>
         <w:tblLook w:val="04A0" w:firstRow="1" w:lastRow="0" w:firstColumn="1" w:lastColumn="0" w:noHBand="0" w:noVBand="1"/>
       </w:tblPr>
@@ -1958,7 +2064,7 @@
     </w:p>
     <w:tbl>
       <w:tblPr>
-        <w:tblStyle w:val="TableGrid"/>
+        <w:tblStyle w:val="a3"/>
         <w:tblW w:w="0" w:type="auto"/>
         <w:tblLook w:val="04A0" w:firstRow="1" w:lastRow="0" w:firstColumn="1" w:lastColumn="0" w:noHBand="0" w:noVBand="1"/>
       </w:tblPr>
@@ -2099,7 +2205,6 @@
           <w:sz w:val="24"/>
           <w:szCs w:val="24"/>
         </w:rPr>
-        <w:lastRenderedPageBreak/>
         <w:t>电气安全检测报告</w:t>
       </w:r>
     </w:p>
@@ -2128,23 +2233,13 @@
         </w:rPr>
         <w:t>#</w:t>
       </w:r>
-      <w:proofErr w:type="spellStart"/>
       <w:r>
         <w:rPr>
           <w:rFonts w:ascii="Microsoft YaHei" w:eastAsia="Microsoft YaHei" w:hAnsi="Microsoft YaHei"/>
           <w:sz w:val="24"/>
           <w:szCs w:val="24"/>
         </w:rPr>
-        <w:t>safety_report</w:t>
-      </w:r>
-      <w:proofErr w:type="spellEnd"/>
-      <w:r>
-        <w:rPr>
-          <w:rFonts w:ascii="Microsoft YaHei" w:eastAsia="Microsoft YaHei" w:hAnsi="Microsoft YaHei"/>
-          <w:sz w:val="24"/>
-          <w:szCs w:val="24"/>
-        </w:rPr>
-        <w:t>}}</w:t>
+        <w:t>safety_report}}</w:t>
       </w:r>
     </w:p>
     <w:p>
@@ -2203,23 +2298,13 @@
         </w:rPr>
         <w:t>#</w:t>
       </w:r>
-      <w:proofErr w:type="spellStart"/>
       <w:r>
         <w:rPr>
           <w:rFonts w:ascii="Microsoft YaHei" w:eastAsia="Microsoft YaHei" w:hAnsi="Microsoft YaHei" w:hint="eastAsia"/>
           <w:sz w:val="24"/>
           <w:szCs w:val="24"/>
         </w:rPr>
-        <w:t>performance_report</w:t>
-      </w:r>
-      <w:proofErr w:type="spellEnd"/>
-      <w:r>
-        <w:rPr>
-          <w:rFonts w:ascii="Microsoft YaHei" w:eastAsia="Microsoft YaHei" w:hAnsi="Microsoft YaHei" w:hint="eastAsia"/>
-          <w:sz w:val="24"/>
-          <w:szCs w:val="24"/>
-        </w:rPr>
-        <w:t>}}</w:t>
+        <w:t>performance_report}}</w:t>
       </w:r>
     </w:p>
     <w:p>
@@ -2243,7 +2328,7 @@
 </file>
 
 <file path=word/styles.xml><?xml version="1.0" encoding="utf-8"?>
-<w:styles xmlns:mc="http://schemas.openxmlformats.org/markup-compatibility/2006" xmlns:r="http://schemas.openxmlformats.org/officeDocument/2006/relationships" xmlns:w="http://schemas.openxmlformats.org/wordprocessingml/2006/main" xmlns:w14="http://schemas.microsoft.com/office/word/2010/wordml" xmlns:w15="http://schemas.microsoft.com/office/word/2012/wordml" xmlns:w16cid="http://schemas.microsoft.com/office/word/2016/wordml/cid" xmlns:w16se="http://schemas.microsoft.com/office/word/2015/wordml/symex" mc:Ignorable="w14 w15 w16se w16cid">
+<w:styles xmlns:mc="http://schemas.openxmlformats.org/markup-compatibility/2006" xmlns:r="http://schemas.openxmlformats.org/officeDocument/2006/relationships" xmlns:w="http://schemas.openxmlformats.org/wordprocessingml/2006/main" xmlns:w14="http://schemas.microsoft.com/office/word/2010/wordml" xmlns:w15="http://schemas.microsoft.com/office/word/2012/wordml" xmlns:w16cex="http://schemas.microsoft.com/office/word/2018/wordml/cex" xmlns:w16cid="http://schemas.microsoft.com/office/word/2016/wordml/cid" xmlns:w16="http://schemas.microsoft.com/office/word/2018/wordml" xmlns:w16sdtdh="http://schemas.microsoft.com/office/word/2020/wordml/sdtdatahash" xmlns:w16se="http://schemas.microsoft.com/office/word/2015/wordml/symex" mc:Ignorable="w14 w15 w16se w16cid w16 w16cex w16sdtdh">
   <w:docDefaults>
     <w:rPrDefault>
       <w:rPr>
@@ -2259,7 +2344,7 @@
       </w:pPr>
     </w:pPrDefault>
   </w:docDefaults>
-  <w:latentStyles w:defLockedState="0" w:defUIPriority="99" w:defSemiHidden="0" w:defUnhideWhenUsed="0" w:defQFormat="0" w:count="375">
+  <w:latentStyles w:defLockedState="0" w:defUIPriority="99" w:defSemiHidden="0" w:defUnhideWhenUsed="0" w:defQFormat="0" w:count="376">
     <w:lsdException w:name="Normal" w:uiPriority="0" w:qFormat="1"/>
     <w:lsdException w:name="heading 1" w:uiPriority="9" w:qFormat="1"/>
     <w:lsdException w:name="heading 2" w:semiHidden="1" w:uiPriority="9" w:unhideWhenUsed="1" w:qFormat="1"/>
@@ -2635,18 +2720,19 @@
     <w:lsdException w:name="Smart Hyperlink" w:semiHidden="1" w:unhideWhenUsed="1"/>
     <w:lsdException w:name="Hashtag" w:semiHidden="1" w:unhideWhenUsed="1"/>
     <w:lsdException w:name="Unresolved Mention" w:semiHidden="1" w:unhideWhenUsed="1"/>
+    <w:lsdException w:name="Smart Link" w:semiHidden="1" w:unhideWhenUsed="1"/>
   </w:latentStyles>
-  <w:style w:type="paragraph" w:default="1" w:styleId="Normal">
+  <w:style w:type="paragraph" w:default="1" w:styleId="a">
     <w:name w:val="Normal"/>
     <w:qFormat/>
   </w:style>
-  <w:style w:type="character" w:default="1" w:styleId="DefaultParagraphFont">
+  <w:style w:type="character" w:default="1" w:styleId="a0">
     <w:name w:val="Default Paragraph Font"/>
     <w:uiPriority w:val="1"/>
     <w:semiHidden/>
     <w:unhideWhenUsed/>
   </w:style>
-  <w:style w:type="table" w:default="1" w:styleId="TableNormal">
+  <w:style w:type="table" w:default="1" w:styleId="a1">
     <w:name w:val="Normal Table"/>
     <w:uiPriority w:val="99"/>
     <w:semiHidden/>
@@ -2661,15 +2747,15 @@
       </w:tblCellMar>
     </w:tblPr>
   </w:style>
-  <w:style w:type="numbering" w:default="1" w:styleId="NoList">
+  <w:style w:type="numbering" w:default="1" w:styleId="a2">
     <w:name w:val="No List"/>
     <w:uiPriority w:val="99"/>
     <w:semiHidden/>
     <w:unhideWhenUsed/>
   </w:style>
-  <w:style w:type="table" w:styleId="TableGrid">
+  <w:style w:type="table" w:styleId="a3">
     <w:name w:val="Table Grid"/>
-    <w:basedOn w:val="TableNormal"/>
+    <w:basedOn w:val="a1"/>
     <w:uiPriority w:val="39"/>
     <w:rsid w:val="00347F63"/>
     <w:pPr>

--- a/src/src/main/resources/report/maintenance-template.docx
+++ b/src/src/main/resources/report/maintenance-template.docx
@@ -6,7 +6,7 @@
       <w:pPr>
         <w:jc w:val="center"/>
         <w:rPr>
-          <w:rFonts w:ascii="Microsoft YaHei" w:eastAsia="Microsoft YaHei" w:hAnsi="Microsoft YaHei"/>
+          <w:rFonts w:ascii="微软雅黑" w:eastAsia="微软雅黑" w:hAnsi="微软雅黑"/>
           <w:b/>
           <w:sz w:val="24"/>
           <w:szCs w:val="24"/>
@@ -14,7 +14,7 @@
       </w:pPr>
       <w:r>
         <w:rPr>
-          <w:rFonts w:ascii="Microsoft YaHei" w:eastAsia="Microsoft YaHei" w:hAnsi="Microsoft YaHei"/>
+          <w:rFonts w:ascii="微软雅黑" w:eastAsia="微软雅黑" w:hAnsi="微软雅黑"/>
           <w:b/>
           <w:sz w:val="24"/>
           <w:szCs w:val="24"/>
@@ -23,7 +23,7 @@
       </w:r>
       <w:r>
         <w:rPr>
-          <w:rFonts w:ascii="Microsoft YaHei" w:eastAsia="Microsoft YaHei" w:hAnsi="Microsoft YaHei" w:hint="eastAsia"/>
+          <w:rFonts w:ascii="微软雅黑" w:eastAsia="微软雅黑" w:hAnsi="微软雅黑" w:hint="eastAsia"/>
           <w:b/>
           <w:sz w:val="24"/>
           <w:szCs w:val="24"/>
@@ -32,7 +32,7 @@
       </w:r>
       <w:r>
         <w:rPr>
-          <w:rFonts w:ascii="Microsoft YaHei" w:eastAsia="Microsoft YaHei" w:hAnsi="Microsoft YaHei"/>
+          <w:rFonts w:ascii="微软雅黑" w:eastAsia="微软雅黑" w:hAnsi="微软雅黑"/>
           <w:b/>
           <w:sz w:val="24"/>
           <w:szCs w:val="24"/>
@@ -41,7 +41,7 @@
       </w:r>
       <w:r>
         <w:rPr>
-          <w:rFonts w:ascii="Microsoft YaHei" w:eastAsia="Microsoft YaHei" w:hAnsi="Microsoft YaHei" w:hint="eastAsia"/>
+          <w:rFonts w:ascii="微软雅黑" w:eastAsia="微软雅黑" w:hAnsi="微软雅黑" w:hint="eastAsia"/>
           <w:b/>
           <w:sz w:val="24"/>
           <w:szCs w:val="24"/>
@@ -53,7 +53,7 @@
       <w:pPr>
         <w:jc w:val="center"/>
         <w:rPr>
-          <w:rFonts w:ascii="Microsoft YaHei" w:eastAsia="Microsoft YaHei" w:hAnsi="Microsoft YaHei"/>
+          <w:rFonts w:ascii="微软雅黑" w:eastAsia="微软雅黑" w:hAnsi="微软雅黑"/>
           <w:b/>
           <w:sz w:val="24"/>
           <w:szCs w:val="24"/>
@@ -61,7 +61,7 @@
       </w:pPr>
       <w:r>
         <w:rPr>
-          <w:rFonts w:ascii="Microsoft YaHei" w:eastAsia="Microsoft YaHei" w:hAnsi="Microsoft YaHei"/>
+          <w:rFonts w:ascii="微软雅黑" w:eastAsia="微软雅黑" w:hAnsi="微软雅黑"/>
           <w:b/>
           <w:sz w:val="24"/>
           <w:szCs w:val="24"/>
@@ -70,7 +70,7 @@
       </w:r>
       <w:r>
         <w:rPr>
-          <w:rFonts w:ascii="Microsoft YaHei" w:eastAsia="Microsoft YaHei" w:hAnsi="Microsoft YaHei" w:cs="SimSun" w:hint="eastAsia"/>
+          <w:rFonts w:ascii="微软雅黑" w:eastAsia="微软雅黑" w:hAnsi="微软雅黑" w:cs="宋体" w:hint="eastAsia"/>
           <w:b/>
           <w:sz w:val="24"/>
           <w:szCs w:val="24"/>
@@ -112,7 +112,7 @@
             </w:r>
             <w:r>
               <w:rPr>
-                <w:rFonts w:ascii="SimSun" w:eastAsia="SimSun" w:hAnsi="SimSun" w:cs="SimSun" w:hint="eastAsia"/>
+                <w:rFonts w:ascii="宋体" w:eastAsia="宋体" w:hAnsi="宋体" w:cs="宋体" w:hint="eastAsia"/>
                 <w:sz w:val="20"/>
                 <w:szCs w:val="20"/>
               </w:rPr>
@@ -179,7 +179,7 @@
             </w:r>
             <w:r>
               <w:rPr>
-                <w:rFonts w:ascii="SimSun" w:eastAsia="SimSun" w:hAnsi="SimSun" w:cs="SimSun" w:hint="eastAsia"/>
+                <w:rFonts w:ascii="宋体" w:eastAsia="宋体" w:hAnsi="宋体" w:cs="宋体" w:hint="eastAsia"/>
                 <w:sz w:val="20"/>
                 <w:szCs w:val="20"/>
               </w:rPr>
@@ -247,7 +247,7 @@
             </w:r>
             <w:r>
               <w:rPr>
-                <w:rFonts w:ascii="SimSun" w:eastAsia="SimSun" w:hAnsi="SimSun" w:cs="SimSun" w:hint="eastAsia"/>
+                <w:rFonts w:ascii="宋体" w:eastAsia="宋体" w:hAnsi="宋体" w:cs="宋体" w:hint="eastAsia"/>
                 <w:sz w:val="20"/>
                 <w:szCs w:val="20"/>
               </w:rPr>
@@ -313,7 +313,7 @@
             </w:r>
             <w:r>
               <w:rPr>
-                <w:rFonts w:ascii="SimSun" w:eastAsia="SimSun" w:hAnsi="SimSun" w:cs="SimSun" w:hint="eastAsia"/>
+                <w:rFonts w:ascii="宋体" w:eastAsia="宋体" w:hAnsi="宋体" w:cs="宋体" w:hint="eastAsia"/>
                 <w:sz w:val="20"/>
                 <w:szCs w:val="20"/>
               </w:rPr>
@@ -439,7 +439,7 @@
             </w:r>
             <w:r>
               <w:rPr>
-                <w:rFonts w:ascii="SimSun" w:eastAsia="SimSun" w:hAnsi="SimSun" w:cs="SimSun" w:hint="eastAsia"/>
+                <w:rFonts w:ascii="宋体" w:eastAsia="宋体" w:hAnsi="宋体" w:cs="宋体" w:hint="eastAsia"/>
                 <w:sz w:val="20"/>
                 <w:szCs w:val="20"/>
               </w:rPr>
@@ -507,7 +507,7 @@
             </w:r>
             <w:r>
               <w:rPr>
-                <w:rFonts w:ascii="SimSun" w:eastAsia="SimSun" w:hAnsi="SimSun" w:cs="SimSun" w:hint="eastAsia"/>
+                <w:rFonts w:ascii="宋体" w:eastAsia="宋体" w:hAnsi="宋体" w:cs="宋体" w:hint="eastAsia"/>
                 <w:sz w:val="20"/>
                 <w:szCs w:val="20"/>
               </w:rPr>
@@ -564,6 +564,14 @@
                 <w:szCs w:val="20"/>
               </w:rPr>
             </w:pPr>
+            <w:r>
+              <w:rPr>
+                <w:rFonts w:hint="eastAsia"/>
+                <w:sz w:val="20"/>
+                <w:szCs w:val="20"/>
+              </w:rPr>
+              <w:t>所属院区</w:t>
+            </w:r>
           </w:p>
         </w:tc>
         <w:tc>
@@ -578,6 +586,29 @@
                 <w:szCs w:val="20"/>
               </w:rPr>
             </w:pPr>
+            <w:r>
+              <w:rPr>
+                <w:sz w:val="20"/>
+                <w:szCs w:val="20"/>
+              </w:rPr>
+              <w:t>{{</w:t>
+            </w:r>
+            <w:proofErr w:type="spellStart"/>
+            <w:r>
+              <w:rPr>
+                <w:sz w:val="20"/>
+                <w:szCs w:val="20"/>
+              </w:rPr>
+              <w:t>device_site</w:t>
+            </w:r>
+            <w:proofErr w:type="spellEnd"/>
+            <w:r>
+              <w:rPr>
+                <w:sz w:val="20"/>
+                <w:szCs w:val="20"/>
+              </w:rPr>
+              <w:t>}}</w:t>
+            </w:r>
           </w:p>
         </w:tc>
       </w:tr>
@@ -675,6 +706,14 @@
                 <w:szCs w:val="20"/>
               </w:rPr>
             </w:pPr>
+            <w:r>
+              <w:rPr>
+                <w:rFonts w:hint="eastAsia"/>
+                <w:sz w:val="20"/>
+                <w:szCs w:val="20"/>
+              </w:rPr>
+              <w:t>启用日期</w:t>
+            </w:r>
           </w:p>
         </w:tc>
         <w:tc>
@@ -689,6 +728,155 @@
                 <w:szCs w:val="20"/>
               </w:rPr>
             </w:pPr>
+            <w:r>
+              <w:rPr>
+                <w:sz w:val="20"/>
+                <w:szCs w:val="20"/>
+              </w:rPr>
+              <w:t>{{</w:t>
+            </w:r>
+            <w:proofErr w:type="spellStart"/>
+            <w:r>
+              <w:rPr>
+                <w:sz w:val="20"/>
+                <w:szCs w:val="20"/>
+              </w:rPr>
+              <w:t>device_installDate</w:t>
+            </w:r>
+            <w:proofErr w:type="spellEnd"/>
+            <w:r>
+              <w:rPr>
+                <w:sz w:val="20"/>
+                <w:szCs w:val="20"/>
+              </w:rPr>
+              <w:t>}}</w:t>
+            </w:r>
+          </w:p>
+        </w:tc>
+      </w:tr>
+      <w:tr>
+        <w:tc>
+          <w:tcPr>
+            <w:tcW w:w="1705" w:type="dxa"/>
+          </w:tcPr>
+          <w:p>
+            <w:pPr>
+              <w:jc w:val="center"/>
+              <w:rPr>
+                <w:rFonts w:ascii="Segoe UI" w:hAnsi="Segoe UI" w:cs="Segoe UI" w:hint="eastAsia"/>
+                <w:color w:val="000000" w:themeColor="text1"/>
+                <w:spacing w:val="-1"/>
+                <w:sz w:val="20"/>
+                <w:szCs w:val="20"/>
+              </w:rPr>
+            </w:pPr>
+            <w:r>
+              <w:rPr>
+                <w:rFonts w:ascii="Segoe UI" w:hAnsi="Segoe UI" w:cs="Segoe UI" w:hint="eastAsia"/>
+                <w:color w:val="000000" w:themeColor="text1"/>
+                <w:spacing w:val="-1"/>
+                <w:sz w:val="20"/>
+                <w:szCs w:val="20"/>
+              </w:rPr>
+              <w:t>安装位置</w:t>
+            </w:r>
+          </w:p>
+        </w:tc>
+        <w:tc>
+          <w:tcPr>
+            <w:tcW w:w="2609" w:type="dxa"/>
+          </w:tcPr>
+          <w:p>
+            <w:pPr>
+              <w:jc w:val="center"/>
+              <w:rPr>
+                <w:sz w:val="20"/>
+                <w:szCs w:val="20"/>
+              </w:rPr>
+            </w:pPr>
+            <w:r>
+              <w:rPr>
+                <w:sz w:val="20"/>
+                <w:szCs w:val="20"/>
+              </w:rPr>
+              <w:t>{{</w:t>
+            </w:r>
+            <w:proofErr w:type="spellStart"/>
+            <w:r>
+              <w:rPr>
+                <w:sz w:val="20"/>
+                <w:szCs w:val="20"/>
+              </w:rPr>
+              <w:t>device_locationName</w:t>
+            </w:r>
+            <w:proofErr w:type="spellEnd"/>
+            <w:r>
+              <w:rPr>
+                <w:sz w:val="20"/>
+                <w:szCs w:val="20"/>
+              </w:rPr>
+              <w:t>}}</w:t>
+            </w:r>
+          </w:p>
+        </w:tc>
+        <w:tc>
+          <w:tcPr>
+            <w:tcW w:w="1531" w:type="dxa"/>
+          </w:tcPr>
+          <w:p>
+            <w:pPr>
+              <w:jc w:val="center"/>
+              <w:rPr>
+                <w:rFonts w:hint="eastAsia"/>
+                <w:sz w:val="20"/>
+                <w:szCs w:val="20"/>
+              </w:rPr>
+            </w:pPr>
+            <w:r>
+              <w:rPr>
+                <w:rFonts w:hint="eastAsia"/>
+                <w:sz w:val="20"/>
+                <w:szCs w:val="20"/>
+              </w:rPr>
+              <w:t>保养周期</w:t>
+            </w:r>
+          </w:p>
+        </w:tc>
+        <w:tc>
+          <w:tcPr>
+            <w:tcW w:w="4950" w:type="dxa"/>
+          </w:tcPr>
+          <w:p>
+            <w:pPr>
+              <w:jc w:val="center"/>
+              <w:rPr>
+                <w:sz w:val="20"/>
+                <w:szCs w:val="20"/>
+              </w:rPr>
+            </w:pPr>
+            <w:r>
+              <w:rPr>
+                <w:sz w:val="20"/>
+                <w:szCs w:val="20"/>
+              </w:rPr>
+              <w:t>{{</w:t>
+            </w:r>
+            <w:proofErr w:type="spellStart"/>
+            <w:r>
+              <w:rPr>
+                <w:sz w:val="20"/>
+                <w:szCs w:val="20"/>
+              </w:rPr>
+              <w:t>device_period</w:t>
+            </w:r>
+            <w:proofErr w:type="spellEnd"/>
+            <w:r>
+              <w:rPr>
+                <w:sz w:val="20"/>
+                <w:szCs w:val="20"/>
+              </w:rPr>
+              <w:t>}}</w:t>
+            </w:r>
           </w:p>
         </w:tc>
       </w:tr>
@@ -702,7 +890,7 @@
       <w:pPr>
         <w:jc w:val="center"/>
         <w:rPr>
-          <w:rFonts w:ascii="Microsoft YaHei" w:eastAsia="Microsoft YaHei" w:hAnsi="Microsoft YaHei"/>
+          <w:rFonts w:ascii="微软雅黑" w:eastAsia="微软雅黑" w:hAnsi="微软雅黑"/>
           <w:b/>
           <w:sz w:val="24"/>
           <w:szCs w:val="24"/>
@@ -710,7 +898,7 @@
       </w:pPr>
       <w:r>
         <w:rPr>
-          <w:rFonts w:ascii="Microsoft YaHei" w:eastAsia="Microsoft YaHei" w:hAnsi="Microsoft YaHei" w:hint="eastAsia"/>
+          <w:rFonts w:ascii="微软雅黑" w:eastAsia="微软雅黑" w:hAnsi="微软雅黑" w:hint="eastAsia"/>
           <w:b/>
           <w:sz w:val="24"/>
           <w:szCs w:val="24"/>
@@ -719,7 +907,7 @@
       </w:r>
       <w:r>
         <w:rPr>
-          <w:rFonts w:ascii="Microsoft YaHei" w:eastAsia="Microsoft YaHei" w:hAnsi="Microsoft YaHei"/>
+          <w:rFonts w:ascii="微软雅黑" w:eastAsia="微软雅黑" w:hAnsi="微软雅黑"/>
           <w:b/>
           <w:sz w:val="24"/>
           <w:szCs w:val="24"/>
@@ -728,7 +916,7 @@
       </w:r>
       <w:r>
         <w:rPr>
-          <w:rFonts w:ascii="Microsoft YaHei" w:eastAsia="Microsoft YaHei" w:hAnsi="Microsoft YaHei" w:hint="eastAsia"/>
+          <w:rFonts w:ascii="微软雅黑" w:eastAsia="微软雅黑" w:hAnsi="微软雅黑" w:hint="eastAsia"/>
           <w:b/>
           <w:sz w:val="24"/>
           <w:szCs w:val="24"/>
@@ -764,14 +952,14 @@
             <w:pPr>
               <w:jc w:val="center"/>
               <w:rPr>
-                <w:rFonts w:ascii="SimSun" w:eastAsia="SimSun" w:hAnsi="SimSun" w:cs="SimSun"/>
-                <w:sz w:val="20"/>
-                <w:szCs w:val="20"/>
-              </w:rPr>
-            </w:pPr>
-            <w:r>
-              <w:rPr>
-                <w:rFonts w:ascii="SimSun" w:eastAsia="SimSun" w:hAnsi="SimSun" w:cs="SimSun" w:hint="eastAsia"/>
+                <w:rFonts w:ascii="宋体" w:eastAsia="宋体" w:hAnsi="宋体" w:cs="宋体"/>
+                <w:sz w:val="20"/>
+                <w:szCs w:val="20"/>
+              </w:rPr>
+            </w:pPr>
+            <w:r>
+              <w:rPr>
+                <w:rFonts w:ascii="宋体" w:eastAsia="宋体" w:hAnsi="宋体" w:cs="宋体" w:hint="eastAsia"/>
                 <w:sz w:val="20"/>
                 <w:szCs w:val="20"/>
               </w:rPr>
@@ -788,14 +976,14 @@
             <w:pPr>
               <w:jc w:val="center"/>
               <w:rPr>
-                <w:rFonts w:ascii="SimSun" w:eastAsia="SimSun" w:hAnsi="SimSun" w:cs="SimSun"/>
-                <w:sz w:val="20"/>
-                <w:szCs w:val="20"/>
-              </w:rPr>
-            </w:pPr>
-            <w:r>
-              <w:rPr>
-                <w:rFonts w:ascii="SimSun" w:eastAsia="SimSun" w:hAnsi="SimSun" w:cs="SimSun"/>
+                <w:rFonts w:ascii="宋体" w:eastAsia="宋体" w:hAnsi="宋体" w:cs="宋体"/>
+                <w:sz w:val="20"/>
+                <w:szCs w:val="20"/>
+              </w:rPr>
+            </w:pPr>
+            <w:r>
+              <w:rPr>
+                <w:rFonts w:ascii="宋体" w:eastAsia="宋体" w:hAnsi="宋体" w:cs="宋体"/>
                 <w:sz w:val="20"/>
                 <w:szCs w:val="20"/>
               </w:rPr>
@@ -804,7 +992,7 @@
             <w:proofErr w:type="spellStart"/>
             <w:r>
               <w:rPr>
-                <w:rFonts w:ascii="SimSun" w:eastAsia="SimSun" w:hAnsi="SimSun" w:cs="SimSun"/>
+                <w:rFonts w:ascii="宋体" w:eastAsia="宋体" w:hAnsi="宋体" w:cs="宋体"/>
                 <w:sz w:val="20"/>
                 <w:szCs w:val="20"/>
               </w:rPr>
@@ -813,7 +1001,7 @@
             <w:proofErr w:type="spellEnd"/>
             <w:r>
               <w:rPr>
-                <w:rFonts w:ascii="SimSun" w:eastAsia="SimSun" w:hAnsi="SimSun" w:cs="SimSun"/>
+                <w:rFonts w:ascii="宋体" w:eastAsia="宋体" w:hAnsi="宋体" w:cs="宋体"/>
                 <w:sz w:val="20"/>
                 <w:szCs w:val="20"/>
               </w:rPr>
@@ -830,14 +1018,14 @@
             <w:pPr>
               <w:jc w:val="center"/>
               <w:rPr>
-                <w:rFonts w:ascii="SimSun" w:eastAsia="SimSun" w:hAnsi="SimSun" w:cs="SimSun"/>
-                <w:sz w:val="20"/>
-                <w:szCs w:val="20"/>
-              </w:rPr>
-            </w:pPr>
-            <w:r>
-              <w:rPr>
-                <w:rFonts w:ascii="SimSun" w:eastAsia="SimSun" w:hAnsi="SimSun" w:cs="SimSun" w:hint="eastAsia"/>
+                <w:rFonts w:ascii="宋体" w:eastAsia="宋体" w:hAnsi="宋体" w:cs="宋体"/>
+                <w:sz w:val="20"/>
+                <w:szCs w:val="20"/>
+              </w:rPr>
+            </w:pPr>
+            <w:r>
+              <w:rPr>
+                <w:rFonts w:ascii="宋体" w:eastAsia="宋体" w:hAnsi="宋体" w:cs="宋体" w:hint="eastAsia"/>
                 <w:sz w:val="20"/>
                 <w:szCs w:val="20"/>
               </w:rPr>
@@ -854,14 +1042,14 @@
             <w:pPr>
               <w:jc w:val="center"/>
               <w:rPr>
-                <w:rFonts w:ascii="SimSun" w:eastAsia="SimSun" w:hAnsi="SimSun" w:cs="SimSun"/>
-                <w:sz w:val="20"/>
-                <w:szCs w:val="20"/>
-              </w:rPr>
-            </w:pPr>
-            <w:r>
-              <w:rPr>
-                <w:rFonts w:ascii="SimSun" w:eastAsia="SimSun" w:hAnsi="SimSun" w:cs="SimSun"/>
+                <w:rFonts w:ascii="宋体" w:eastAsia="宋体" w:hAnsi="宋体" w:cs="宋体"/>
+                <w:sz w:val="20"/>
+                <w:szCs w:val="20"/>
+              </w:rPr>
+            </w:pPr>
+            <w:r>
+              <w:rPr>
+                <w:rFonts w:ascii="宋体" w:eastAsia="宋体" w:hAnsi="宋体" w:cs="宋体"/>
                 <w:sz w:val="20"/>
                 <w:szCs w:val="20"/>
               </w:rPr>
@@ -870,7 +1058,7 @@
             <w:proofErr w:type="spellStart"/>
             <w:r>
               <w:rPr>
-                <w:rFonts w:ascii="SimSun" w:eastAsia="SimSun" w:hAnsi="SimSun" w:cs="SimSun"/>
+                <w:rFonts w:ascii="宋体" w:eastAsia="宋体" w:hAnsi="宋体" w:cs="宋体"/>
                 <w:sz w:val="20"/>
                 <w:szCs w:val="20"/>
               </w:rPr>
@@ -879,7 +1067,7 @@
             <w:proofErr w:type="spellEnd"/>
             <w:r>
               <w:rPr>
-                <w:rFonts w:ascii="SimSun" w:eastAsia="SimSun" w:hAnsi="SimSun" w:cs="SimSun"/>
+                <w:rFonts w:ascii="宋体" w:eastAsia="宋体" w:hAnsi="宋体" w:cs="宋体"/>
                 <w:sz w:val="20"/>
                 <w:szCs w:val="20"/>
               </w:rPr>
@@ -898,14 +1086,14 @@
             <w:pPr>
               <w:jc w:val="center"/>
               <w:rPr>
-                <w:rFonts w:ascii="SimSun" w:eastAsia="SimSun" w:hAnsi="SimSun" w:cs="SimSun"/>
-                <w:sz w:val="20"/>
-                <w:szCs w:val="20"/>
-              </w:rPr>
-            </w:pPr>
-            <w:r>
-              <w:rPr>
-                <w:rFonts w:ascii="SimSun" w:eastAsia="SimSun" w:hAnsi="SimSun" w:cs="SimSun" w:hint="eastAsia"/>
+                <w:rFonts w:ascii="宋体" w:eastAsia="宋体" w:hAnsi="宋体" w:cs="宋体"/>
+                <w:sz w:val="20"/>
+                <w:szCs w:val="20"/>
+              </w:rPr>
+            </w:pPr>
+            <w:r>
+              <w:rPr>
+                <w:rFonts w:ascii="宋体" w:eastAsia="宋体" w:hAnsi="宋体" w:cs="宋体" w:hint="eastAsia"/>
                 <w:sz w:val="20"/>
                 <w:szCs w:val="20"/>
               </w:rPr>
@@ -922,14 +1110,14 @@
             <w:pPr>
               <w:jc w:val="center"/>
               <w:rPr>
-                <w:rFonts w:ascii="SimSun" w:eastAsia="SimSun" w:hAnsi="SimSun" w:cs="SimSun"/>
-                <w:sz w:val="20"/>
-                <w:szCs w:val="20"/>
-              </w:rPr>
-            </w:pPr>
-            <w:r>
-              <w:rPr>
-                <w:rFonts w:ascii="SimSun" w:eastAsia="SimSun" w:hAnsi="SimSun" w:cs="SimSun"/>
+                <w:rFonts w:ascii="宋体" w:eastAsia="宋体" w:hAnsi="宋体" w:cs="宋体"/>
+                <w:sz w:val="20"/>
+                <w:szCs w:val="20"/>
+              </w:rPr>
+            </w:pPr>
+            <w:r>
+              <w:rPr>
+                <w:rFonts w:ascii="宋体" w:eastAsia="宋体" w:hAnsi="宋体" w:cs="宋体"/>
                 <w:sz w:val="20"/>
                 <w:szCs w:val="20"/>
               </w:rPr>
@@ -938,7 +1126,7 @@
             <w:proofErr w:type="spellStart"/>
             <w:r>
               <w:rPr>
-                <w:rFonts w:ascii="SimSun" w:eastAsia="SimSun" w:hAnsi="SimSun" w:cs="SimSun"/>
+                <w:rFonts w:ascii="宋体" w:eastAsia="宋体" w:hAnsi="宋体" w:cs="宋体"/>
                 <w:sz w:val="20"/>
                 <w:szCs w:val="20"/>
               </w:rPr>
@@ -947,7 +1135,7 @@
             <w:proofErr w:type="spellEnd"/>
             <w:r>
               <w:rPr>
-                <w:rFonts w:ascii="SimSun" w:eastAsia="SimSun" w:hAnsi="SimSun" w:cs="SimSun"/>
+                <w:rFonts w:ascii="宋体" w:eastAsia="宋体" w:hAnsi="宋体" w:cs="宋体"/>
                 <w:sz w:val="20"/>
                 <w:szCs w:val="20"/>
               </w:rPr>
@@ -964,14 +1152,14 @@
             <w:pPr>
               <w:jc w:val="center"/>
               <w:rPr>
-                <w:rFonts w:ascii="SimSun" w:eastAsia="SimSun" w:hAnsi="SimSun" w:cs="SimSun"/>
-                <w:sz w:val="20"/>
-                <w:szCs w:val="20"/>
-              </w:rPr>
-            </w:pPr>
-            <w:r>
-              <w:rPr>
-                <w:rFonts w:ascii="SimSun" w:eastAsia="SimSun" w:hAnsi="SimSun" w:cs="SimSun" w:hint="eastAsia"/>
+                <w:rFonts w:ascii="宋体" w:eastAsia="宋体" w:hAnsi="宋体" w:cs="宋体"/>
+                <w:sz w:val="20"/>
+                <w:szCs w:val="20"/>
+              </w:rPr>
+            </w:pPr>
+            <w:r>
+              <w:rPr>
+                <w:rFonts w:ascii="宋体" w:eastAsia="宋体" w:hAnsi="宋体" w:cs="宋体" w:hint="eastAsia"/>
                 <w:sz w:val="20"/>
                 <w:szCs w:val="20"/>
               </w:rPr>
@@ -988,14 +1176,14 @@
             <w:pPr>
               <w:jc w:val="center"/>
               <w:rPr>
-                <w:rFonts w:ascii="SimSun" w:eastAsia="SimSun" w:hAnsi="SimSun" w:cs="SimSun"/>
-                <w:sz w:val="20"/>
-                <w:szCs w:val="20"/>
-              </w:rPr>
-            </w:pPr>
-            <w:r>
-              <w:rPr>
-                <w:rFonts w:ascii="SimSun" w:eastAsia="SimSun" w:hAnsi="SimSun" w:cs="SimSun"/>
+                <w:rFonts w:ascii="宋体" w:eastAsia="宋体" w:hAnsi="宋体" w:cs="宋体"/>
+                <w:sz w:val="20"/>
+                <w:szCs w:val="20"/>
+              </w:rPr>
+            </w:pPr>
+            <w:r>
+              <w:rPr>
+                <w:rFonts w:ascii="宋体" w:eastAsia="宋体" w:hAnsi="宋体" w:cs="宋体"/>
                 <w:sz w:val="20"/>
                 <w:szCs w:val="20"/>
               </w:rPr>
@@ -1004,7 +1192,7 @@
             <w:proofErr w:type="spellStart"/>
             <w:r>
               <w:rPr>
-                <w:rFonts w:ascii="SimSun" w:eastAsia="SimSun" w:hAnsi="SimSun" w:cs="SimSun"/>
+                <w:rFonts w:ascii="宋体" w:eastAsia="宋体" w:hAnsi="宋体" w:cs="宋体"/>
                 <w:sz w:val="20"/>
                 <w:szCs w:val="20"/>
               </w:rPr>
@@ -1013,7 +1201,7 @@
             <w:proofErr w:type="spellEnd"/>
             <w:r>
               <w:rPr>
-                <w:rFonts w:ascii="SimSun" w:eastAsia="SimSun" w:hAnsi="SimSun" w:cs="SimSun"/>
+                <w:rFonts w:ascii="宋体" w:eastAsia="宋体" w:hAnsi="宋体" w:cs="宋体"/>
                 <w:sz w:val="20"/>
                 <w:szCs w:val="20"/>
               </w:rPr>
@@ -1032,14 +1220,14 @@
             <w:pPr>
               <w:jc w:val="center"/>
               <w:rPr>
-                <w:rFonts w:ascii="SimSun" w:eastAsia="SimSun" w:hAnsi="SimSun" w:cs="SimSun"/>
-                <w:sz w:val="20"/>
-                <w:szCs w:val="20"/>
-              </w:rPr>
-            </w:pPr>
-            <w:r>
-              <w:rPr>
-                <w:rFonts w:ascii="SimSun" w:eastAsia="SimSun" w:hAnsi="SimSun" w:cs="SimSun" w:hint="eastAsia"/>
+                <w:rFonts w:ascii="宋体" w:eastAsia="宋体" w:hAnsi="宋体" w:cs="宋体"/>
+                <w:sz w:val="20"/>
+                <w:szCs w:val="20"/>
+              </w:rPr>
+            </w:pPr>
+            <w:r>
+              <w:rPr>
+                <w:rFonts w:ascii="宋体" w:eastAsia="宋体" w:hAnsi="宋体" w:cs="宋体" w:hint="eastAsia"/>
                 <w:sz w:val="20"/>
                 <w:szCs w:val="20"/>
               </w:rPr>
@@ -1056,14 +1244,14 @@
             <w:pPr>
               <w:jc w:val="center"/>
               <w:rPr>
-                <w:rFonts w:ascii="SimSun" w:eastAsia="SimSun" w:hAnsi="SimSun" w:cs="SimSun"/>
-                <w:sz w:val="20"/>
-                <w:szCs w:val="20"/>
-              </w:rPr>
-            </w:pPr>
-            <w:r>
-              <w:rPr>
-                <w:rFonts w:ascii="SimSun" w:eastAsia="SimSun" w:hAnsi="SimSun" w:cs="SimSun"/>
+                <w:rFonts w:ascii="宋体" w:eastAsia="宋体" w:hAnsi="宋体" w:cs="宋体"/>
+                <w:sz w:val="20"/>
+                <w:szCs w:val="20"/>
+              </w:rPr>
+            </w:pPr>
+            <w:r>
+              <w:rPr>
+                <w:rFonts w:ascii="宋体" w:eastAsia="宋体" w:hAnsi="宋体" w:cs="宋体"/>
                 <w:sz w:val="20"/>
                 <w:szCs w:val="20"/>
               </w:rPr>
@@ -1072,7 +1260,7 @@
             <w:proofErr w:type="spellStart"/>
             <w:r>
               <w:rPr>
-                <w:rFonts w:ascii="SimSun" w:eastAsia="SimSun" w:hAnsi="SimSun" w:cs="SimSun"/>
+                <w:rFonts w:ascii="宋体" w:eastAsia="宋体" w:hAnsi="宋体" w:cs="宋体"/>
                 <w:sz w:val="20"/>
                 <w:szCs w:val="20"/>
               </w:rPr>
@@ -1081,7 +1269,7 @@
             <w:proofErr w:type="spellEnd"/>
             <w:r>
               <w:rPr>
-                <w:rFonts w:ascii="SimSun" w:eastAsia="SimSun" w:hAnsi="SimSun" w:cs="SimSun"/>
+                <w:rFonts w:ascii="宋体" w:eastAsia="宋体" w:hAnsi="宋体" w:cs="宋体"/>
                 <w:sz w:val="20"/>
                 <w:szCs w:val="20"/>
               </w:rPr>
@@ -1098,14 +1286,14 @@
             <w:pPr>
               <w:jc w:val="center"/>
               <w:rPr>
-                <w:rFonts w:ascii="SimSun" w:eastAsia="SimSun" w:hAnsi="SimSun" w:cs="SimSun"/>
-                <w:sz w:val="20"/>
-                <w:szCs w:val="20"/>
-              </w:rPr>
-            </w:pPr>
-            <w:r>
-              <w:rPr>
-                <w:rFonts w:ascii="SimSun" w:eastAsia="SimSun" w:hAnsi="SimSun" w:cs="SimSun" w:hint="eastAsia"/>
+                <w:rFonts w:ascii="宋体" w:eastAsia="宋体" w:hAnsi="宋体" w:cs="宋体"/>
+                <w:sz w:val="20"/>
+                <w:szCs w:val="20"/>
+              </w:rPr>
+            </w:pPr>
+            <w:r>
+              <w:rPr>
+                <w:rFonts w:ascii="宋体" w:eastAsia="宋体" w:hAnsi="宋体" w:cs="宋体" w:hint="eastAsia"/>
                 <w:sz w:val="20"/>
                 <w:szCs w:val="20"/>
               </w:rPr>
@@ -1122,14 +1310,14 @@
             <w:pPr>
               <w:jc w:val="center"/>
               <w:rPr>
-                <w:rFonts w:ascii="SimSun" w:eastAsia="SimSun" w:hAnsi="SimSun" w:cs="SimSun"/>
-                <w:sz w:val="20"/>
-                <w:szCs w:val="20"/>
-              </w:rPr>
-            </w:pPr>
-            <w:r>
-              <w:rPr>
-                <w:rFonts w:ascii="SimSun" w:eastAsia="SimSun" w:hAnsi="SimSun" w:cs="SimSun"/>
+                <w:rFonts w:ascii="宋体" w:eastAsia="宋体" w:hAnsi="宋体" w:cs="宋体"/>
+                <w:sz w:val="20"/>
+                <w:szCs w:val="20"/>
+              </w:rPr>
+            </w:pPr>
+            <w:r>
+              <w:rPr>
+                <w:rFonts w:ascii="宋体" w:eastAsia="宋体" w:hAnsi="宋体" w:cs="宋体"/>
                 <w:sz w:val="20"/>
                 <w:szCs w:val="20"/>
               </w:rPr>
@@ -1138,7 +1326,7 @@
             <w:proofErr w:type="spellStart"/>
             <w:r>
               <w:rPr>
-                <w:rFonts w:ascii="SimSun" w:eastAsia="SimSun" w:hAnsi="SimSun" w:cs="SimSun"/>
+                <w:rFonts w:ascii="宋体" w:eastAsia="宋体" w:hAnsi="宋体" w:cs="宋体"/>
                 <w:sz w:val="20"/>
                 <w:szCs w:val="20"/>
               </w:rPr>
@@ -1147,7 +1335,7 @@
             <w:proofErr w:type="spellEnd"/>
             <w:r>
               <w:rPr>
-                <w:rFonts w:ascii="SimSun" w:eastAsia="SimSun" w:hAnsi="SimSun" w:cs="SimSun"/>
+                <w:rFonts w:ascii="宋体" w:eastAsia="宋体" w:hAnsi="宋体" w:cs="宋体"/>
                 <w:sz w:val="20"/>
                 <w:szCs w:val="20"/>
               </w:rPr>
@@ -1179,7 +1367,7 @@
             </w:r>
             <w:r>
               <w:rPr>
-                <w:rFonts w:ascii="SimSun" w:eastAsia="SimSun" w:hAnsi="SimSun" w:cs="SimSun" w:hint="eastAsia"/>
+                <w:rFonts w:ascii="宋体" w:eastAsia="宋体" w:hAnsi="宋体" w:cs="宋体" w:hint="eastAsia"/>
                 <w:sz w:val="20"/>
                 <w:szCs w:val="20"/>
               </w:rPr>
@@ -1480,7 +1668,7 @@
             </w:pPr>
             <w:r>
               <w:rPr>
-                <w:rFonts w:ascii="SimSun" w:eastAsia="SimSun" w:hAnsi="SimSun" w:cs="SimSun" w:hint="eastAsia"/>
+                <w:rFonts w:ascii="宋体" w:eastAsia="宋体" w:hAnsi="宋体" w:cs="宋体" w:hint="eastAsia"/>
                 <w:sz w:val="20"/>
                 <w:szCs w:val="20"/>
               </w:rPr>
@@ -1536,7 +1724,7 @@
       <w:pPr>
         <w:jc w:val="center"/>
         <w:rPr>
-          <w:rFonts w:ascii="Microsoft YaHei" w:eastAsia="Microsoft YaHei" w:hAnsi="Microsoft YaHei"/>
+          <w:rFonts w:ascii="微软雅黑" w:eastAsia="微软雅黑" w:hAnsi="微软雅黑"/>
           <w:b/>
           <w:sz w:val="24"/>
           <w:szCs w:val="24"/>
@@ -1544,7 +1732,7 @@
       </w:pPr>
       <w:r>
         <w:rPr>
-          <w:rFonts w:ascii="Microsoft YaHei" w:eastAsia="Microsoft YaHei" w:hAnsi="Microsoft YaHei" w:hint="eastAsia"/>
+          <w:rFonts w:ascii="微软雅黑" w:eastAsia="微软雅黑" w:hAnsi="微软雅黑" w:hint="eastAsia"/>
           <w:b/>
           <w:sz w:val="24"/>
           <w:szCs w:val="24"/>
@@ -1767,7 +1955,7 @@
       <w:pPr>
         <w:jc w:val="center"/>
         <w:rPr>
-          <w:rFonts w:ascii="Microsoft YaHei" w:eastAsia="Microsoft YaHei" w:hAnsi="Microsoft YaHei"/>
+          <w:rFonts w:ascii="微软雅黑" w:eastAsia="微软雅黑" w:hAnsi="微软雅黑"/>
           <w:b/>
           <w:sz w:val="24"/>
           <w:szCs w:val="24"/>
@@ -1775,7 +1963,7 @@
       </w:pPr>
       <w:r>
         <w:rPr>
-          <w:rFonts w:ascii="Microsoft YaHei" w:eastAsia="Microsoft YaHei" w:hAnsi="Microsoft YaHei" w:hint="eastAsia"/>
+          <w:rFonts w:ascii="微软雅黑" w:eastAsia="微软雅黑" w:hAnsi="微软雅黑" w:hint="eastAsia"/>
           <w:b/>
           <w:sz w:val="24"/>
           <w:szCs w:val="24"/>
@@ -1784,7 +1972,7 @@
       </w:r>
       <w:r>
         <w:rPr>
-          <w:rFonts w:ascii="Microsoft YaHei" w:eastAsia="Microsoft YaHei" w:hAnsi="Microsoft YaHei" w:hint="eastAsia"/>
+          <w:rFonts w:ascii="微软雅黑" w:eastAsia="微软雅黑" w:hAnsi="微软雅黑" w:hint="eastAsia"/>
           <w:b/>
           <w:sz w:val="24"/>
           <w:szCs w:val="24"/>
@@ -1912,7 +2100,7 @@
       <w:pPr>
         <w:jc w:val="center"/>
         <w:rPr>
-          <w:rFonts w:ascii="Calibri" w:eastAsia="Microsoft YaHei" w:hAnsi="Calibri" w:cs="Calibri"/>
+          <w:rFonts w:ascii="Calibri" w:eastAsia="微软雅黑" w:hAnsi="Calibri" w:cs="Calibri"/>
           <w:b/>
         </w:rPr>
       </w:pPr>
@@ -1921,7 +2109,7 @@
       <w:pPr>
         <w:jc w:val="center"/>
         <w:rPr>
-          <w:rFonts w:ascii="Microsoft YaHei" w:eastAsia="Microsoft YaHei" w:hAnsi="Microsoft YaHei"/>
+          <w:rFonts w:ascii="微软雅黑" w:eastAsia="微软雅黑" w:hAnsi="微软雅黑"/>
           <w:b/>
           <w:sz w:val="24"/>
           <w:szCs w:val="24"/>
@@ -1929,7 +2117,7 @@
       </w:pPr>
       <w:r>
         <w:rPr>
-          <w:rFonts w:ascii="Microsoft YaHei" w:eastAsia="Microsoft YaHei" w:hAnsi="Microsoft YaHei" w:hint="eastAsia"/>
+          <w:rFonts w:ascii="微软雅黑" w:eastAsia="微软雅黑" w:hAnsi="微软雅黑" w:hint="eastAsia"/>
           <w:b/>
           <w:sz w:val="24"/>
           <w:szCs w:val="24"/>
@@ -2037,7 +2225,7 @@
       <w:pPr>
         <w:jc w:val="center"/>
         <w:rPr>
-          <w:rFonts w:ascii="Microsoft YaHei" w:eastAsia="Microsoft YaHei" w:hAnsi="Microsoft YaHei"/>
+          <w:rFonts w:ascii="微软雅黑" w:eastAsia="微软雅黑" w:hAnsi="微软雅黑"/>
           <w:b/>
           <w:sz w:val="24"/>
           <w:szCs w:val="24"/>
@@ -2045,7 +2233,7 @@
       </w:pPr>
       <w:r>
         <w:rPr>
-          <w:rFonts w:ascii="Microsoft YaHei" w:eastAsia="Microsoft YaHei" w:hAnsi="Microsoft YaHei" w:hint="eastAsia"/>
+          <w:rFonts w:ascii="微软雅黑" w:eastAsia="微软雅黑" w:hAnsi="微软雅黑" w:hint="eastAsia"/>
           <w:b/>
           <w:sz w:val="24"/>
           <w:szCs w:val="24"/>
@@ -2054,7 +2242,7 @@
       </w:r>
       <w:r>
         <w:rPr>
-          <w:rFonts w:ascii="Microsoft YaHei" w:eastAsia="Microsoft YaHei" w:hAnsi="Microsoft YaHei" w:hint="eastAsia"/>
+          <w:rFonts w:ascii="微软雅黑" w:eastAsia="微软雅黑" w:hAnsi="微软雅黑" w:hint="eastAsia"/>
           <w:b/>
           <w:sz w:val="24"/>
           <w:szCs w:val="24"/>
@@ -2182,7 +2370,7 @@
       <w:pPr>
         <w:jc w:val="center"/>
         <w:rPr>
-          <w:rFonts w:ascii="Microsoft YaHei" w:eastAsia="Microsoft YaHei" w:hAnsi="Microsoft YaHei"/>
+          <w:rFonts w:ascii="微软雅黑" w:eastAsia="微软雅黑" w:hAnsi="微软雅黑"/>
           <w:sz w:val="24"/>
           <w:szCs w:val="24"/>
         </w:rPr>
@@ -2192,7 +2380,7 @@
       <w:pPr>
         <w:jc w:val="center"/>
         <w:rPr>
-          <w:rFonts w:ascii="Microsoft YaHei" w:eastAsia="Microsoft YaHei" w:hAnsi="Microsoft YaHei"/>
+          <w:rFonts w:ascii="微软雅黑" w:eastAsia="微软雅黑" w:hAnsi="微软雅黑"/>
           <w:b/>
           <w:sz w:val="24"/>
           <w:szCs w:val="24"/>
@@ -2200,7 +2388,7 @@
       </w:pPr>
       <w:r>
         <w:rPr>
-          <w:rFonts w:ascii="Microsoft YaHei" w:eastAsia="Microsoft YaHei" w:hAnsi="Microsoft YaHei" w:hint="eastAsia"/>
+          <w:rFonts w:ascii="微软雅黑" w:eastAsia="微软雅黑" w:hAnsi="微软雅黑" w:hint="eastAsia"/>
           <w:b/>
           <w:sz w:val="24"/>
           <w:szCs w:val="24"/>
@@ -2212,14 +2400,14 @@
       <w:pPr>
         <w:jc w:val="center"/>
         <w:rPr>
-          <w:rFonts w:ascii="Microsoft YaHei" w:eastAsia="Microsoft YaHei" w:hAnsi="Microsoft YaHei"/>
+          <w:rFonts w:ascii="微软雅黑" w:eastAsia="微软雅黑" w:hAnsi="微软雅黑"/>
           <w:sz w:val="24"/>
           <w:szCs w:val="24"/>
         </w:rPr>
       </w:pPr>
       <w:r>
         <w:rPr>
-          <w:rFonts w:ascii="Microsoft YaHei" w:eastAsia="Microsoft YaHei" w:hAnsi="Microsoft YaHei"/>
+          <w:rFonts w:ascii="微软雅黑" w:eastAsia="微软雅黑" w:hAnsi="微软雅黑"/>
           <w:sz w:val="24"/>
           <w:szCs w:val="24"/>
         </w:rPr>
@@ -2227,7 +2415,7 @@
       </w:r>
       <w:r>
         <w:rPr>
-          <w:rFonts w:ascii="Microsoft YaHei" w:eastAsia="Microsoft YaHei" w:hAnsi="Microsoft YaHei"/>
+          <w:rFonts w:ascii="微软雅黑" w:eastAsia="微软雅黑" w:hAnsi="微软雅黑"/>
           <w:sz w:val="24"/>
           <w:szCs w:val="24"/>
         </w:rPr>
@@ -2235,7 +2423,7 @@
       </w:r>
       <w:r>
         <w:rPr>
-          <w:rFonts w:ascii="Microsoft YaHei" w:eastAsia="Microsoft YaHei" w:hAnsi="Microsoft YaHei"/>
+          <w:rFonts w:ascii="微软雅黑" w:eastAsia="微软雅黑" w:hAnsi="微软雅黑"/>
           <w:sz w:val="24"/>
           <w:szCs w:val="24"/>
         </w:rPr>
@@ -2246,7 +2434,7 @@
       <w:pPr>
         <w:jc w:val="center"/>
         <w:rPr>
-          <w:rFonts w:ascii="Microsoft YaHei" w:eastAsia="Microsoft YaHei" w:hAnsi="Microsoft YaHei"/>
+          <w:rFonts w:ascii="微软雅黑" w:eastAsia="微软雅黑" w:hAnsi="微软雅黑"/>
           <w:b/>
           <w:sz w:val="24"/>
           <w:szCs w:val="24"/>
@@ -2257,7 +2445,7 @@
       <w:pPr>
         <w:jc w:val="center"/>
         <w:rPr>
-          <w:rFonts w:ascii="Microsoft YaHei" w:eastAsia="Microsoft YaHei" w:hAnsi="Microsoft YaHei"/>
+          <w:rFonts w:ascii="微软雅黑" w:eastAsia="微软雅黑" w:hAnsi="微软雅黑"/>
           <w:b/>
           <w:sz w:val="24"/>
           <w:szCs w:val="24"/>
@@ -2265,7 +2453,7 @@
       </w:pPr>
       <w:r>
         <w:rPr>
-          <w:rFonts w:ascii="Microsoft YaHei" w:eastAsia="Microsoft YaHei" w:hAnsi="Microsoft YaHei" w:hint="eastAsia"/>
+          <w:rFonts w:ascii="微软雅黑" w:eastAsia="微软雅黑" w:hAnsi="微软雅黑" w:hint="eastAsia"/>
           <w:b/>
           <w:sz w:val="24"/>
           <w:szCs w:val="24"/>
@@ -2277,14 +2465,14 @@
       <w:pPr>
         <w:jc w:val="center"/>
         <w:rPr>
-          <w:rFonts w:ascii="Microsoft YaHei" w:eastAsia="Microsoft YaHei" w:hAnsi="Microsoft YaHei"/>
+          <w:rFonts w:ascii="微软雅黑" w:eastAsia="微软雅黑" w:hAnsi="微软雅黑"/>
           <w:sz w:val="24"/>
           <w:szCs w:val="24"/>
         </w:rPr>
       </w:pPr>
       <w:r>
         <w:rPr>
-          <w:rFonts w:ascii="Microsoft YaHei" w:eastAsia="Microsoft YaHei" w:hAnsi="Microsoft YaHei" w:hint="eastAsia"/>
+          <w:rFonts w:ascii="微软雅黑" w:eastAsia="微软雅黑" w:hAnsi="微软雅黑" w:hint="eastAsia"/>
           <w:sz w:val="24"/>
           <w:szCs w:val="24"/>
         </w:rPr>
@@ -2292,7 +2480,7 @@
       </w:r>
       <w:r>
         <w:rPr>
-          <w:rFonts w:ascii="Microsoft YaHei" w:eastAsia="Microsoft YaHei" w:hAnsi="Microsoft YaHei"/>
+          <w:rFonts w:ascii="微软雅黑" w:eastAsia="微软雅黑" w:hAnsi="微软雅黑"/>
           <w:sz w:val="24"/>
           <w:szCs w:val="24"/>
         </w:rPr>
@@ -2300,7 +2488,7 @@
       </w:r>
       <w:r>
         <w:rPr>
-          <w:rFonts w:ascii="Microsoft YaHei" w:eastAsia="Microsoft YaHei" w:hAnsi="Microsoft YaHei" w:hint="eastAsia"/>
+          <w:rFonts w:ascii="微软雅黑" w:eastAsia="微软雅黑" w:hAnsi="微软雅黑" w:hint="eastAsia"/>
           <w:sz w:val="24"/>
           <w:szCs w:val="24"/>
         </w:rPr>
@@ -2311,7 +2499,7 @@
       <w:pPr>
         <w:jc w:val="center"/>
         <w:rPr>
-          <w:rFonts w:ascii="Microsoft YaHei" w:eastAsia="Microsoft YaHei" w:hAnsi="Microsoft YaHei"/>
+          <w:rFonts w:ascii="微软雅黑" w:eastAsia="微软雅黑" w:hAnsi="微软雅黑"/>
           <w:sz w:val="24"/>
           <w:szCs w:val="24"/>
         </w:rPr>
@@ -2325,6 +2513,56 @@
     </w:sectPr>
   </w:body>
 </w:document>
+</file>
+
+<file path=word/endnotes.xml><?xml version="1.0" encoding="utf-8"?>
+<w:endnotes xmlns:wpc="http://schemas.microsoft.com/office/word/2010/wordprocessingCanvas" xmlns:cx="http://schemas.microsoft.com/office/drawing/2014/chartex" xmlns:cx1="http://schemas.microsoft.com/office/drawing/2015/9/8/chartex" xmlns:cx2="http://schemas.microsoft.com/office/drawing/2015/10/21/chartex" xmlns:cx3="http://schemas.microsoft.com/office/drawing/2016/5/9/chartex" xmlns:cx4="http://schemas.microsoft.com/office/drawing/2016/5/10/chartex" xmlns:cx5="http://schemas.microsoft.com/office/drawing/2016/5/11/chartex" xmlns:cx6="http://schemas.microsoft.com/office/drawing/2016/5/12/chartex" xmlns:cx7="http://schemas.microsoft.com/office/drawing/2016/5/13/chartex" xmlns:cx8="http://schemas.microsoft.com/office/drawing/2016/5/14/chartex" xmlns:mc="http://schemas.openxmlformats.org/markup-compatibility/2006" xmlns:aink="http://schemas.microsoft.com/office/drawing/2016/ink" xmlns:am3d="http://schemas.microsoft.com/office/drawing/2017/model3d" xmlns:o="urn:schemas-microsoft-com:office:office" xmlns:oel="http://schemas.microsoft.com/office/2019/extlst" xmlns:r="http://schemas.openxmlformats.org/officeDocument/2006/relationships" xmlns:m="http://schemas.openxmlformats.org/officeDocument/2006/math" xmlns:v="urn:schemas-microsoft-com:vml" xmlns:wp14="http://schemas.microsoft.com/office/word/2010/wordprocessingDrawing" xmlns:wp="http://schemas.openxmlformats.org/drawingml/2006/wordprocessingDrawing" xmlns:w10="urn:schemas-microsoft-com:office:word" xmlns:w="http://schemas.openxmlformats.org/wordprocessingml/2006/main" xmlns:w14="http://schemas.microsoft.com/office/word/2010/wordml" xmlns:w15="http://schemas.microsoft.com/office/word/2012/wordml" xmlns:w16cex="http://schemas.microsoft.com/office/word/2018/wordml/cex" xmlns:w16cid="http://schemas.microsoft.com/office/word/2016/wordml/cid" xmlns:w16="http://schemas.microsoft.com/office/word/2018/wordml" xmlns:w16sdtdh="http://schemas.microsoft.com/office/word/2020/wordml/sdtdatahash" xmlns:w16se="http://schemas.microsoft.com/office/word/2015/wordml/symex" xmlns:wpg="http://schemas.microsoft.com/office/word/2010/wordprocessingGroup" xmlns:wpi="http://schemas.microsoft.com/office/word/2010/wordprocessingInk" xmlns:wne="http://schemas.microsoft.com/office/word/2006/wordml" xmlns:wps="http://schemas.microsoft.com/office/word/2010/wordprocessingShape" mc:Ignorable="w14 w15 w16se w16cid w16 w16cex w16sdtdh wp14">
+  <w:endnote w:type="separator" w:id="-1">
+    <w:p>
+      <w:pPr>
+        <w:spacing w:after="0" w:line="240" w:lineRule="auto"/>
+      </w:pPr>
+      <w:r>
+        <w:separator/>
+      </w:r>
+    </w:p>
+  </w:endnote>
+  <w:endnote w:type="continuationSeparator" w:id="0">
+    <w:p>
+      <w:pPr>
+        <w:spacing w:after="0" w:line="240" w:lineRule="auto"/>
+      </w:pPr>
+      <w:r>
+        <w:continuationSeparator/>
+      </w:r>
+    </w:p>
+  </w:endnote>
+</w:endnotes>
+</file>
+
+<file path=word/footnotes.xml><?xml version="1.0" encoding="utf-8"?>
+<w:footnotes xmlns:wpc="http://schemas.microsoft.com/office/word/2010/wordprocessingCanvas" xmlns:cx="http://schemas.microsoft.com/office/drawing/2014/chartex" xmlns:cx1="http://schemas.microsoft.com/office/drawing/2015/9/8/chartex" xmlns:cx2="http://schemas.microsoft.com/office/drawing/2015/10/21/chartex" xmlns:cx3="http://schemas.microsoft.com/office/drawing/2016/5/9/chartex" xmlns:cx4="http://schemas.microsoft.com/office/drawing/2016/5/10/chartex" xmlns:cx5="http://schemas.microsoft.com/office/drawing/2016/5/11/chartex" xmlns:cx6="http://schemas.microsoft.com/office/drawing/2016/5/12/chartex" xmlns:cx7="http://schemas.microsoft.com/office/drawing/2016/5/13/chartex" xmlns:cx8="http://schemas.microsoft.com/office/drawing/2016/5/14/chartex" xmlns:mc="http://schemas.openxmlformats.org/markup-compatibility/2006" xmlns:aink="http://schemas.microsoft.com/office/drawing/2016/ink" xmlns:am3d="http://schemas.microsoft.com/office/drawing/2017/model3d" xmlns:o="urn:schemas-microsoft-com:office:office" xmlns:oel="http://schemas.microsoft.com/office/2019/extlst" xmlns:r="http://schemas.openxmlformats.org/officeDocument/2006/relationships" xmlns:m="http://schemas.openxmlformats.org/officeDocument/2006/math" xmlns:v="urn:schemas-microsoft-com:vml" xmlns:wp14="http://schemas.microsoft.com/office/word/2010/wordprocessingDrawing" xmlns:wp="http://schemas.openxmlformats.org/drawingml/2006/wordprocessingDrawing" xmlns:w10="urn:schemas-microsoft-com:office:word" xmlns:w="http://schemas.openxmlformats.org/wordprocessingml/2006/main" xmlns:w14="http://schemas.microsoft.com/office/word/2010/wordml" xmlns:w15="http://schemas.microsoft.com/office/word/2012/wordml" xmlns:w16cex="http://schemas.microsoft.com/office/word/2018/wordml/cex" xmlns:w16cid="http://schemas.microsoft.com/office/word/2016/wordml/cid" xmlns:w16="http://schemas.microsoft.com/office/word/2018/wordml" xmlns:w16sdtdh="http://schemas.microsoft.com/office/word/2020/wordml/sdtdatahash" xmlns:w16se="http://schemas.microsoft.com/office/word/2015/wordml/symex" xmlns:wpg="http://schemas.microsoft.com/office/word/2010/wordprocessingGroup" xmlns:wpi="http://schemas.microsoft.com/office/word/2010/wordprocessingInk" xmlns:wne="http://schemas.microsoft.com/office/word/2006/wordml" xmlns:wps="http://schemas.microsoft.com/office/word/2010/wordprocessingShape" mc:Ignorable="w14 w15 w16se w16cid w16 w16cex w16sdtdh wp14">
+  <w:footnote w:type="separator" w:id="-1">
+    <w:p>
+      <w:pPr>
+        <w:spacing w:after="0" w:line="240" w:lineRule="auto"/>
+      </w:pPr>
+      <w:r>
+        <w:separator/>
+      </w:r>
+    </w:p>
+  </w:footnote>
+  <w:footnote w:type="continuationSeparator" w:id="0">
+    <w:p>
+      <w:pPr>
+        <w:spacing w:after="0" w:line="240" w:lineRule="auto"/>
+      </w:pPr>
+      <w:r>
+        <w:continuationSeparator/>
+      </w:r>
+    </w:p>
+  </w:footnote>
+</w:footnotes>
 </file>
 
 <file path=word/styles.xml><?xml version="1.0" encoding="utf-8"?>
@@ -2772,6 +3010,50 @@
       </w:tblBorders>
     </w:tblPr>
   </w:style>
+  <w:style w:type="paragraph" w:styleId="a4">
+    <w:name w:val="header"/>
+    <w:basedOn w:val="a"/>
+    <w:link w:val="a5"/>
+    <w:uiPriority w:val="99"/>
+    <w:unhideWhenUsed/>
+    <w:rsid w:val="00650504"/>
+    <w:pPr>
+      <w:tabs>
+        <w:tab w:val="center" w:pos="4320"/>
+        <w:tab w:val="right" w:pos="8640"/>
+      </w:tabs>
+      <w:spacing w:after="0" w:line="240" w:lineRule="auto"/>
+    </w:pPr>
+  </w:style>
+  <w:style w:type="character" w:customStyle="1" w:styleId="a5">
+    <w:name w:val="页眉 字符"/>
+    <w:basedOn w:val="a0"/>
+    <w:link w:val="a4"/>
+    <w:uiPriority w:val="99"/>
+    <w:rsid w:val="00650504"/>
+  </w:style>
+  <w:style w:type="paragraph" w:styleId="a6">
+    <w:name w:val="footer"/>
+    <w:basedOn w:val="a"/>
+    <w:link w:val="a7"/>
+    <w:uiPriority w:val="99"/>
+    <w:unhideWhenUsed/>
+    <w:rsid w:val="00650504"/>
+    <w:pPr>
+      <w:tabs>
+        <w:tab w:val="center" w:pos="4320"/>
+        <w:tab w:val="right" w:pos="8640"/>
+      </w:tabs>
+      <w:spacing w:after="0" w:line="240" w:lineRule="auto"/>
+    </w:pPr>
+  </w:style>
+  <w:style w:type="character" w:customStyle="1" w:styleId="a7">
+    <w:name w:val="页脚 字符"/>
+    <w:basedOn w:val="a0"/>
+    <w:link w:val="a6"/>
+    <w:uiPriority w:val="99"/>
+    <w:rsid w:val="00650504"/>
+  </w:style>
 </w:styles>
 </file>
 
